--- a/实验报告5.docx
+++ b/实验报告5.docx
@@ -164,39 +164,7 @@
           <w:rFonts w:ascii="Times New Roman" w:eastAsia="黑体" w:hAnsi="Times New Roman" w:cs="Times New Roman"/>
           <w:sz w:val="24"/>
         </w:rPr>
-        <w:t>`</w:t>
-      </w:r>
-      <w:proofErr w:type="spellStart"/>
-      <w:r>
-        <w:rPr>
-          <w:rFonts w:ascii="Times New Roman" w:eastAsia="黑体" w:hAnsi="Times New Roman" w:cs="Times New Roman"/>
-          <w:sz w:val="24"/>
-        </w:rPr>
-        <w:t>os</w:t>
-      </w:r>
-      <w:proofErr w:type="spellEnd"/>
-      <w:r>
-        <w:rPr>
-          <w:rFonts w:ascii="Times New Roman" w:eastAsia="黑体" w:hAnsi="Times New Roman" w:cs="Times New Roman"/>
-          <w:sz w:val="24"/>
-        </w:rPr>
-        <w:t>/</w:t>
-      </w:r>
-      <w:proofErr w:type="spellStart"/>
-      <w:r>
-        <w:rPr>
-          <w:rFonts w:ascii="Times New Roman" w:eastAsia="黑体" w:hAnsi="Times New Roman" w:cs="Times New Roman"/>
-          <w:sz w:val="24"/>
-        </w:rPr>
-        <w:t>src</w:t>
-      </w:r>
-      <w:proofErr w:type="spellEnd"/>
-      <w:r>
-        <w:rPr>
-          <w:rFonts w:ascii="Times New Roman" w:eastAsia="黑体" w:hAnsi="Times New Roman" w:cs="Times New Roman"/>
-          <w:sz w:val="24"/>
-        </w:rPr>
-        <w:t>/timer.rs`</w:t>
+        <w:t>`os/src/timer.rs`</w:t>
       </w:r>
       <w:r>
         <w:rPr>
@@ -210,23 +178,7 @@
           <w:rFonts w:ascii="Times New Roman" w:eastAsia="黑体" w:hAnsi="Times New Roman" w:cs="Times New Roman"/>
           <w:sz w:val="24"/>
         </w:rPr>
-        <w:t>`</w:t>
-      </w:r>
-      <w:proofErr w:type="spellStart"/>
-      <w:r>
-        <w:rPr>
-          <w:rFonts w:ascii="Times New Roman" w:eastAsia="黑体" w:hAnsi="Times New Roman" w:cs="Times New Roman"/>
-          <w:sz w:val="24"/>
-        </w:rPr>
-        <w:t>get_time</w:t>
-      </w:r>
-      <w:proofErr w:type="spellEnd"/>
-      <w:r>
-        <w:rPr>
-          <w:rFonts w:ascii="Times New Roman" w:eastAsia="黑体" w:hAnsi="Times New Roman" w:cs="Times New Roman"/>
-          <w:sz w:val="24"/>
-        </w:rPr>
-        <w:t>()`</w:t>
+        <w:t>`get_time()`</w:t>
       </w:r>
       <w:r>
         <w:rPr>
@@ -301,39 +253,7 @@
           <w:rFonts w:ascii="Times New Roman" w:eastAsia="黑体" w:hAnsi="Times New Roman" w:cs="Times New Roman"/>
           <w:sz w:val="24"/>
         </w:rPr>
-        <w:t>`</w:t>
-      </w:r>
-      <w:proofErr w:type="spellStart"/>
-      <w:r>
-        <w:rPr>
-          <w:rFonts w:ascii="Times New Roman" w:eastAsia="黑体" w:hAnsi="Times New Roman" w:cs="Times New Roman"/>
-          <w:sz w:val="24"/>
-        </w:rPr>
-        <w:t>os</w:t>
-      </w:r>
-      <w:proofErr w:type="spellEnd"/>
-      <w:r>
-        <w:rPr>
-          <w:rFonts w:ascii="Times New Roman" w:eastAsia="黑体" w:hAnsi="Times New Roman" w:cs="Times New Roman"/>
-          <w:sz w:val="24"/>
-        </w:rPr>
-        <w:t>/</w:t>
-      </w:r>
-      <w:proofErr w:type="spellStart"/>
-      <w:r>
-        <w:rPr>
-          <w:rFonts w:ascii="Times New Roman" w:eastAsia="黑体" w:hAnsi="Times New Roman" w:cs="Times New Roman"/>
-          <w:sz w:val="24"/>
-        </w:rPr>
-        <w:t>src</w:t>
-      </w:r>
-      <w:proofErr w:type="spellEnd"/>
-      <w:r>
-        <w:rPr>
-          <w:rFonts w:ascii="Times New Roman" w:eastAsia="黑体" w:hAnsi="Times New Roman" w:cs="Times New Roman"/>
-          <w:sz w:val="24"/>
-        </w:rPr>
-        <w:t>/sbi.rs`</w:t>
+        <w:t>`os/src/sbi.rs`</w:t>
       </w:r>
       <w:r>
         <w:rPr>
@@ -361,23 +281,7 @@
           <w:rFonts w:ascii="Times New Roman" w:eastAsia="黑体" w:hAnsi="Times New Roman" w:cs="Times New Roman"/>
           <w:sz w:val="24"/>
         </w:rPr>
-        <w:t>`</w:t>
-      </w:r>
-      <w:proofErr w:type="spellStart"/>
-      <w:r>
-        <w:rPr>
-          <w:rFonts w:ascii="Times New Roman" w:eastAsia="黑体" w:hAnsi="Times New Roman" w:cs="Times New Roman"/>
-          <w:sz w:val="24"/>
-        </w:rPr>
-        <w:t>set_timer</w:t>
-      </w:r>
-      <w:proofErr w:type="spellEnd"/>
-      <w:r>
-        <w:rPr>
-          <w:rFonts w:ascii="Times New Roman" w:eastAsia="黑体" w:hAnsi="Times New Roman" w:cs="Times New Roman"/>
-          <w:sz w:val="24"/>
-        </w:rPr>
-        <w:t>`</w:t>
+        <w:t>`set_timer`</w:t>
       </w:r>
       <w:r>
         <w:rPr>
@@ -391,23 +295,7 @@
           <w:rFonts w:ascii="Times New Roman" w:eastAsia="黑体" w:hAnsi="Times New Roman" w:cs="Times New Roman"/>
           <w:sz w:val="24"/>
         </w:rPr>
-        <w:t>`</w:t>
-      </w:r>
-      <w:proofErr w:type="spellStart"/>
-      <w:r>
-        <w:rPr>
-          <w:rFonts w:ascii="Times New Roman" w:eastAsia="黑体" w:hAnsi="Times New Roman" w:cs="Times New Roman"/>
-          <w:sz w:val="24"/>
-        </w:rPr>
-        <w:t>mtimecmp</w:t>
-      </w:r>
-      <w:proofErr w:type="spellEnd"/>
-      <w:r>
-        <w:rPr>
-          <w:rFonts w:ascii="Times New Roman" w:eastAsia="黑体" w:hAnsi="Times New Roman" w:cs="Times New Roman"/>
-          <w:sz w:val="24"/>
-        </w:rPr>
-        <w:t>`</w:t>
+        <w:t>`mtimecmp`</w:t>
       </w:r>
       <w:r>
         <w:rPr>
@@ -416,6 +304,47 @@
         </w:rPr>
         <w:t>以触发时钟中断。</w:t>
       </w:r>
+      <w:r>
+        <w:rPr>
+          <w:rFonts w:ascii="Times New Roman" w:eastAsia="黑体" w:hAnsi="Times New Roman" w:cs="Times New Roman"/>
+          <w:sz w:val="24"/>
+        </w:rPr>
+        <w:drawing>
+          <wp:inline distT="0" distB="0" distL="0" distR="0" wp14:anchorId="05CD56C1" wp14:editId="50A39BD6">
+            <wp:extent cx="5727700" cy="3684905"/>
+            <wp:effectExtent l="0" t="0" r="6350" b="0"/>
+            <wp:docPr id="1838547227" name="图片 1"/>
+            <wp:cNvGraphicFramePr>
+              <a:graphicFrameLocks xmlns:a="http://schemas.openxmlformats.org/drawingml/2006/main" noChangeAspect="1"/>
+            </wp:cNvGraphicFramePr>
+            <a:graphic xmlns:a="http://schemas.openxmlformats.org/drawingml/2006/main">
+              <a:graphicData uri="http://schemas.openxmlformats.org/drawingml/2006/picture">
+                <pic:pic xmlns:pic="http://schemas.openxmlformats.org/drawingml/2006/picture">
+                  <pic:nvPicPr>
+                    <pic:cNvPr id="1838547227" name=""/>
+                    <pic:cNvPicPr/>
+                  </pic:nvPicPr>
+                  <pic:blipFill>
+                    <a:blip r:embed="rId5"/>
+                    <a:stretch>
+                      <a:fillRect/>
+                    </a:stretch>
+                  </pic:blipFill>
+                  <pic:spPr>
+                    <a:xfrm>
+                      <a:off x="0" y="0"/>
+                      <a:ext cx="5727700" cy="3684905"/>
+                    </a:xfrm>
+                    <a:prstGeom prst="rect">
+                      <a:avLst/>
+                    </a:prstGeom>
+                  </pic:spPr>
+                </pic:pic>
+              </a:graphicData>
+            </a:graphic>
+          </wp:inline>
+        </w:drawing>
+      </w:r>
     </w:p>
     <w:p>
       <w:pPr>
@@ -460,23 +389,7 @@
           <w:rFonts w:ascii="Times New Roman" w:eastAsia="黑体" w:hAnsi="Times New Roman" w:cs="Times New Roman"/>
           <w:sz w:val="24"/>
         </w:rPr>
-        <w:t>`</w:t>
-      </w:r>
-      <w:proofErr w:type="spellStart"/>
-      <w:r>
-        <w:rPr>
-          <w:rFonts w:ascii="Times New Roman" w:eastAsia="黑体" w:hAnsi="Times New Roman" w:cs="Times New Roman"/>
-          <w:sz w:val="24"/>
-        </w:rPr>
-        <w:t>set_next_trigger</w:t>
-      </w:r>
-      <w:proofErr w:type="spellEnd"/>
-      <w:r>
-        <w:rPr>
-          <w:rFonts w:ascii="Times New Roman" w:eastAsia="黑体" w:hAnsi="Times New Roman" w:cs="Times New Roman"/>
-          <w:sz w:val="24"/>
-        </w:rPr>
-        <w:t>()`</w:t>
+        <w:t>`set_next_trigger()`</w:t>
       </w:r>
       <w:r>
         <w:rPr>
@@ -536,46 +449,14 @@
           <w:rFonts w:ascii="Times New Roman" w:eastAsia="黑体" w:hAnsi="Times New Roman" w:cs="Times New Roman"/>
           <w:sz w:val="24"/>
         </w:rPr>
-        <w:t>实现毫秒</w:t>
-      </w:r>
-      <w:proofErr w:type="gramStart"/>
-      <w:r>
-        <w:rPr>
-          <w:rFonts w:ascii="Times New Roman" w:eastAsia="黑体" w:hAnsi="Times New Roman" w:cs="Times New Roman"/>
-          <w:sz w:val="24"/>
-        </w:rPr>
-        <w:t>级时间</w:t>
-      </w:r>
-      <w:proofErr w:type="gramEnd"/>
-      <w:r>
-        <w:rPr>
-          <w:rFonts w:ascii="Times New Roman" w:eastAsia="黑体" w:hAnsi="Times New Roman" w:cs="Times New Roman"/>
-          <w:sz w:val="24"/>
-        </w:rPr>
-        <w:t>函数</w:t>
-      </w:r>
-      <w:r>
-        <w:rPr>
-          <w:rFonts w:ascii="Times New Roman" w:eastAsia="黑体" w:hAnsi="Times New Roman" w:cs="Times New Roman"/>
-          <w:sz w:val="24"/>
-        </w:rPr>
-        <w:t>`</w:t>
-      </w:r>
-      <w:proofErr w:type="spellStart"/>
-      <w:r>
-        <w:rPr>
-          <w:rFonts w:ascii="Times New Roman" w:eastAsia="黑体" w:hAnsi="Times New Roman" w:cs="Times New Roman"/>
-          <w:sz w:val="24"/>
-        </w:rPr>
-        <w:t>get_time_ms</w:t>
-      </w:r>
-      <w:proofErr w:type="spellEnd"/>
-      <w:r>
-        <w:rPr>
-          <w:rFonts w:ascii="Times New Roman" w:eastAsia="黑体" w:hAnsi="Times New Roman" w:cs="Times New Roman"/>
-          <w:sz w:val="24"/>
-        </w:rPr>
-        <w:t>()`</w:t>
+        <w:t>实现毫秒级时间函数</w:t>
+      </w:r>
+      <w:r>
+        <w:rPr>
+          <w:rFonts w:ascii="Times New Roman" w:eastAsia="黑体" w:hAnsi="Times New Roman" w:cs="Times New Roman"/>
+          <w:sz w:val="24"/>
+        </w:rPr>
+        <w:t>`get_time_ms()`</w:t>
       </w:r>
       <w:r>
         <w:rPr>
@@ -642,23 +523,7 @@
           <w:rFonts w:ascii="Times New Roman" w:eastAsia="黑体" w:hAnsi="Times New Roman" w:cs="Times New Roman"/>
           <w:sz w:val="24"/>
         </w:rPr>
-        <w:t>`</w:t>
-      </w:r>
-      <w:proofErr w:type="spellStart"/>
-      <w:r>
-        <w:rPr>
-          <w:rFonts w:ascii="Times New Roman" w:eastAsia="黑体" w:hAnsi="Times New Roman" w:cs="Times New Roman"/>
-          <w:sz w:val="24"/>
-        </w:rPr>
-        <w:t>sys_get_time</w:t>
-      </w:r>
-      <w:proofErr w:type="spellEnd"/>
-      <w:r>
-        <w:rPr>
-          <w:rFonts w:ascii="Times New Roman" w:eastAsia="黑体" w:hAnsi="Times New Roman" w:cs="Times New Roman"/>
-          <w:sz w:val="24"/>
-        </w:rPr>
-        <w:t>`</w:t>
+        <w:t>`sys_get_time`</w:t>
       </w:r>
       <w:r>
         <w:rPr>
@@ -688,10 +553,63 @@
         <w:spacing w:line="360" w:lineRule="auto"/>
         <w:ind w:left="480" w:firstLine="480"/>
         <w:rPr>
-          <w:rFonts w:ascii="Times New Roman" w:eastAsia="黑体" w:hAnsi="Times New Roman" w:cs="Times New Roman"/>
-          <w:sz w:val="24"/>
-        </w:rPr>
-      </w:pPr>
+          <w:rFonts w:ascii="Times New Roman" w:eastAsia="黑体" w:hAnsi="Times New Roman" w:cs="Times New Roman" w:hint="eastAsia"/>
+          <w:sz w:val="24"/>
+        </w:rPr>
+      </w:pPr>
+    </w:p>
+    <w:p>
+      <w:pPr>
+        <w:pStyle w:val="a3"/>
+        <w:spacing w:line="360" w:lineRule="auto"/>
+        <w:ind w:left="480" w:firstLine="480"/>
+        <w:rPr>
+          <w:rFonts w:ascii="Times New Roman" w:eastAsia="黑体" w:hAnsi="Times New Roman" w:cs="Times New Roman"/>
+          <w:sz w:val="24"/>
+        </w:rPr>
+      </w:pPr>
+      <w:r>
+        <w:rPr>
+          <w:rFonts w:ascii="Times New Roman" w:eastAsia="黑体" w:hAnsi="Times New Roman" w:cs="Times New Roman"/>
+          <w:sz w:val="24"/>
+        </w:rPr>
+        <w:lastRenderedPageBreak/>
+        <w:drawing>
+          <wp:inline distT="0" distB="0" distL="0" distR="0" wp14:anchorId="31FFB3E6" wp14:editId="3609C669">
+            <wp:extent cx="5727700" cy="2471420"/>
+            <wp:effectExtent l="0" t="0" r="6350" b="5080"/>
+            <wp:docPr id="1589117204" name="图片 1"/>
+            <wp:cNvGraphicFramePr>
+              <a:graphicFrameLocks xmlns:a="http://schemas.openxmlformats.org/drawingml/2006/main" noChangeAspect="1"/>
+            </wp:cNvGraphicFramePr>
+            <a:graphic xmlns:a="http://schemas.openxmlformats.org/drawingml/2006/main">
+              <a:graphicData uri="http://schemas.openxmlformats.org/drawingml/2006/picture">
+                <pic:pic xmlns:pic="http://schemas.openxmlformats.org/drawingml/2006/picture">
+                  <pic:nvPicPr>
+                    <pic:cNvPr id="1589117204" name=""/>
+                    <pic:cNvPicPr/>
+                  </pic:nvPicPr>
+                  <pic:blipFill>
+                    <a:blip r:embed="rId6"/>
+                    <a:stretch>
+                      <a:fillRect/>
+                    </a:stretch>
+                  </pic:blipFill>
+                  <pic:spPr>
+                    <a:xfrm>
+                      <a:off x="0" y="0"/>
+                      <a:ext cx="5727700" cy="2471420"/>
+                    </a:xfrm>
+                    <a:prstGeom prst="rect">
+                      <a:avLst/>
+                    </a:prstGeom>
+                  </pic:spPr>
+                </pic:pic>
+              </a:graphicData>
+            </a:graphic>
+          </wp:inline>
+        </w:drawing>
+      </w:r>
     </w:p>
     <w:p>
       <w:pPr>
@@ -715,17 +633,562 @@
           <w:rFonts w:ascii="Times New Roman" w:eastAsia="黑体" w:hAnsi="Times New Roman" w:cs="Times New Roman"/>
           <w:sz w:val="24"/>
         </w:rPr>
-        <w:t>用户</w:t>
-      </w:r>
-      <w:proofErr w:type="gramStart"/>
-      <w:r>
-        <w:rPr>
-          <w:rFonts w:ascii="Times New Roman" w:eastAsia="黑体" w:hAnsi="Times New Roman" w:cs="Times New Roman"/>
-          <w:sz w:val="24"/>
-        </w:rPr>
-        <w:t>态程序</w:t>
-      </w:r>
-      <w:proofErr w:type="gramEnd"/>
+        <w:t>用户态程序修改</w:t>
+      </w:r>
+    </w:p>
+    <w:p>
+      <w:pPr>
+        <w:pStyle w:val="a3"/>
+        <w:spacing w:line="360" w:lineRule="auto"/>
+        <w:ind w:left="480" w:firstLine="480"/>
+        <w:rPr>
+          <w:rFonts w:ascii="Times New Roman" w:eastAsia="黑体" w:hAnsi="Times New Roman" w:cs="Times New Roman"/>
+          <w:sz w:val="24"/>
+        </w:rPr>
+      </w:pPr>
+      <w:r>
+        <w:rPr>
+          <w:rFonts w:ascii="Times New Roman" w:eastAsia="黑体" w:hAnsi="Times New Roman" w:cs="Times New Roman"/>
+          <w:sz w:val="24"/>
+        </w:rPr>
+        <w:t xml:space="preserve">1. </w:t>
+      </w:r>
+      <w:r>
+        <w:rPr>
+          <w:rFonts w:ascii="Times New Roman" w:eastAsia="黑体" w:hAnsi="Times New Roman" w:cs="Times New Roman"/>
+          <w:sz w:val="24"/>
+        </w:rPr>
+        <w:t>在</w:t>
+      </w:r>
+      <w:r>
+        <w:rPr>
+          <w:rFonts w:ascii="Times New Roman" w:eastAsia="黑体" w:hAnsi="Times New Roman" w:cs="Times New Roman"/>
+          <w:sz w:val="24"/>
+        </w:rPr>
+        <w:t>`user/src/syscall.rs`</w:t>
+      </w:r>
+      <w:r>
+        <w:rPr>
+          <w:rFonts w:ascii="Times New Roman" w:eastAsia="黑体" w:hAnsi="Times New Roman" w:cs="Times New Roman"/>
+          <w:sz w:val="24"/>
+        </w:rPr>
+        <w:t>添加</w:t>
+      </w:r>
+      <w:r>
+        <w:rPr>
+          <w:rFonts w:ascii="Times New Roman" w:eastAsia="黑体" w:hAnsi="Times New Roman" w:cs="Times New Roman"/>
+          <w:sz w:val="24"/>
+        </w:rPr>
+        <w:t>`sys_get_time`</w:t>
+      </w:r>
+      <w:r>
+        <w:rPr>
+          <w:rFonts w:ascii="Times New Roman" w:eastAsia="黑体" w:hAnsi="Times New Roman" w:cs="Times New Roman"/>
+          <w:sz w:val="24"/>
+        </w:rPr>
+        <w:t>系统调用封装。</w:t>
+      </w:r>
+    </w:p>
+    <w:p>
+      <w:pPr>
+        <w:pStyle w:val="a3"/>
+        <w:spacing w:line="360" w:lineRule="auto"/>
+        <w:ind w:left="480" w:firstLine="480"/>
+        <w:rPr>
+          <w:rFonts w:ascii="Times New Roman" w:eastAsia="黑体" w:hAnsi="Times New Roman" w:cs="Times New Roman" w:hint="eastAsia"/>
+          <w:sz w:val="24"/>
+        </w:rPr>
+      </w:pPr>
+      <w:r>
+        <w:rPr>
+          <w:rFonts w:ascii="Times New Roman" w:eastAsia="黑体" w:hAnsi="Times New Roman" w:cs="Times New Roman"/>
+          <w:sz w:val="24"/>
+        </w:rPr>
+        <w:drawing>
+          <wp:inline distT="0" distB="0" distL="0" distR="0" wp14:anchorId="0ABBC870" wp14:editId="3FFC3C9D">
+            <wp:extent cx="5727700" cy="3241040"/>
+            <wp:effectExtent l="0" t="0" r="6350" b="0"/>
+            <wp:docPr id="876833836" name="图片 1"/>
+            <wp:cNvGraphicFramePr>
+              <a:graphicFrameLocks xmlns:a="http://schemas.openxmlformats.org/drawingml/2006/main" noChangeAspect="1"/>
+            </wp:cNvGraphicFramePr>
+            <a:graphic xmlns:a="http://schemas.openxmlformats.org/drawingml/2006/main">
+              <a:graphicData uri="http://schemas.openxmlformats.org/drawingml/2006/picture">
+                <pic:pic xmlns:pic="http://schemas.openxmlformats.org/drawingml/2006/picture">
+                  <pic:nvPicPr>
+                    <pic:cNvPr id="876833836" name=""/>
+                    <pic:cNvPicPr/>
+                  </pic:nvPicPr>
+                  <pic:blipFill>
+                    <a:blip r:embed="rId7"/>
+                    <a:stretch>
+                      <a:fillRect/>
+                    </a:stretch>
+                  </pic:blipFill>
+                  <pic:spPr>
+                    <a:xfrm>
+                      <a:off x="0" y="0"/>
+                      <a:ext cx="5727700" cy="3241040"/>
+                    </a:xfrm>
+                    <a:prstGeom prst="rect">
+                      <a:avLst/>
+                    </a:prstGeom>
+                  </pic:spPr>
+                </pic:pic>
+              </a:graphicData>
+            </a:graphic>
+          </wp:inline>
+        </w:drawing>
+      </w:r>
+    </w:p>
+    <w:p>
+      <w:pPr>
+        <w:pStyle w:val="a3"/>
+        <w:spacing w:line="360" w:lineRule="auto"/>
+        <w:ind w:left="480" w:firstLine="480"/>
+        <w:rPr>
+          <w:rFonts w:ascii="Times New Roman" w:eastAsia="黑体" w:hAnsi="Times New Roman" w:cs="Times New Roman"/>
+          <w:sz w:val="24"/>
+        </w:rPr>
+      </w:pPr>
+      <w:r>
+        <w:rPr>
+          <w:rFonts w:ascii="Times New Roman" w:eastAsia="黑体" w:hAnsi="Times New Roman" w:cs="Times New Roman"/>
+          <w:sz w:val="24"/>
+        </w:rPr>
+        <w:t xml:space="preserve">2. </w:t>
+      </w:r>
+      <w:r>
+        <w:rPr>
+          <w:rFonts w:ascii="Times New Roman" w:eastAsia="黑体" w:hAnsi="Times New Roman" w:cs="Times New Roman"/>
+          <w:sz w:val="24"/>
+        </w:rPr>
+        <w:t>在</w:t>
+      </w:r>
+      <w:r>
+        <w:rPr>
+          <w:rFonts w:ascii="Times New Roman" w:eastAsia="黑体" w:hAnsi="Times New Roman" w:cs="Times New Roman"/>
+          <w:sz w:val="24"/>
+        </w:rPr>
+        <w:t>`user/src/lib.rs`</w:t>
+      </w:r>
+      <w:r>
+        <w:rPr>
+          <w:rFonts w:ascii="Times New Roman" w:eastAsia="黑体" w:hAnsi="Times New Roman" w:cs="Times New Roman"/>
+          <w:sz w:val="24"/>
+        </w:rPr>
+        <w:t>提供用户接口</w:t>
+      </w:r>
+      <w:r>
+        <w:rPr>
+          <w:rFonts w:ascii="Times New Roman" w:eastAsia="黑体" w:hAnsi="Times New Roman" w:cs="Times New Roman"/>
+          <w:sz w:val="24"/>
+        </w:rPr>
+        <w:t>`get_time()`</w:t>
+      </w:r>
+      <w:r>
+        <w:rPr>
+          <w:rFonts w:ascii="Times New Roman" w:eastAsia="黑体" w:hAnsi="Times New Roman" w:cs="Times New Roman"/>
+          <w:sz w:val="24"/>
+        </w:rPr>
+        <w:t>。</w:t>
+      </w:r>
+    </w:p>
+    <w:p>
+      <w:pPr>
+        <w:pStyle w:val="a3"/>
+        <w:spacing w:line="360" w:lineRule="auto"/>
+        <w:ind w:left="480" w:firstLine="480"/>
+        <w:rPr>
+          <w:rFonts w:ascii="Times New Roman" w:eastAsia="黑体" w:hAnsi="Times New Roman" w:cs="Times New Roman" w:hint="eastAsia"/>
+          <w:sz w:val="24"/>
+        </w:rPr>
+      </w:pPr>
+      <w:r>
+        <w:rPr>
+          <w:rFonts w:ascii="Times New Roman" w:eastAsia="黑体" w:hAnsi="Times New Roman" w:cs="Times New Roman"/>
+          <w:sz w:val="24"/>
+        </w:rPr>
+        <w:lastRenderedPageBreak/>
+        <w:drawing>
+          <wp:inline distT="0" distB="0" distL="0" distR="0" wp14:anchorId="0E7F0D31" wp14:editId="42BCD4A0">
+            <wp:extent cx="5727700" cy="3514090"/>
+            <wp:effectExtent l="0" t="0" r="6350" b="0"/>
+            <wp:docPr id="764700984" name="图片 1"/>
+            <wp:cNvGraphicFramePr>
+              <a:graphicFrameLocks xmlns:a="http://schemas.openxmlformats.org/drawingml/2006/main" noChangeAspect="1"/>
+            </wp:cNvGraphicFramePr>
+            <a:graphic xmlns:a="http://schemas.openxmlformats.org/drawingml/2006/main">
+              <a:graphicData uri="http://schemas.openxmlformats.org/drawingml/2006/picture">
+                <pic:pic xmlns:pic="http://schemas.openxmlformats.org/drawingml/2006/picture">
+                  <pic:nvPicPr>
+                    <pic:cNvPr id="764700984" name=""/>
+                    <pic:cNvPicPr/>
+                  </pic:nvPicPr>
+                  <pic:blipFill>
+                    <a:blip r:embed="rId8"/>
+                    <a:stretch>
+                      <a:fillRect/>
+                    </a:stretch>
+                  </pic:blipFill>
+                  <pic:spPr>
+                    <a:xfrm>
+                      <a:off x="0" y="0"/>
+                      <a:ext cx="5727700" cy="3514090"/>
+                    </a:xfrm>
+                    <a:prstGeom prst="rect">
+                      <a:avLst/>
+                    </a:prstGeom>
+                  </pic:spPr>
+                </pic:pic>
+              </a:graphicData>
+            </a:graphic>
+          </wp:inline>
+        </w:drawing>
+      </w:r>
+    </w:p>
+    <w:p>
+      <w:pPr>
+        <w:pStyle w:val="a3"/>
+        <w:spacing w:line="360" w:lineRule="auto"/>
+        <w:ind w:left="480" w:firstLine="480"/>
+        <w:rPr>
+          <w:rFonts w:ascii="Times New Roman" w:eastAsia="黑体" w:hAnsi="Times New Roman" w:cs="Times New Roman"/>
+          <w:sz w:val="24"/>
+        </w:rPr>
+      </w:pPr>
+      <w:r>
+        <w:rPr>
+          <w:rFonts w:ascii="Times New Roman" w:eastAsia="黑体" w:hAnsi="Times New Roman" w:cs="Times New Roman"/>
+          <w:sz w:val="24"/>
+        </w:rPr>
+        <w:t xml:space="preserve">3. </w:t>
+      </w:r>
+      <w:r>
+        <w:rPr>
+          <w:rFonts w:ascii="Times New Roman" w:eastAsia="黑体" w:hAnsi="Times New Roman" w:cs="Times New Roman"/>
+          <w:sz w:val="24"/>
+        </w:rPr>
+        <w:t>编写</w:t>
+      </w:r>
+      <w:r>
+        <w:rPr>
+          <w:rFonts w:ascii="Times New Roman" w:eastAsia="黑体" w:hAnsi="Times New Roman" w:cs="Times New Roman"/>
+          <w:sz w:val="24"/>
+        </w:rPr>
+        <w:t>4</w:t>
+      </w:r>
+      <w:r>
+        <w:rPr>
+          <w:rFonts w:ascii="Times New Roman" w:eastAsia="黑体" w:hAnsi="Times New Roman" w:cs="Times New Roman"/>
+          <w:sz w:val="24"/>
+        </w:rPr>
+        <w:t>个测试应用：</w:t>
+      </w:r>
+    </w:p>
+    <w:p>
+      <w:pPr>
+        <w:pStyle w:val="a3"/>
+        <w:spacing w:line="360" w:lineRule="auto"/>
+        <w:ind w:left="480" w:firstLine="480"/>
+        <w:rPr>
+          <w:rFonts w:ascii="Times New Roman" w:eastAsia="黑体" w:hAnsi="Times New Roman" w:cs="Times New Roman"/>
+          <w:sz w:val="24"/>
+        </w:rPr>
+      </w:pPr>
+      <w:r>
+        <w:rPr>
+          <w:rFonts w:ascii="Times New Roman" w:eastAsia="黑体" w:hAnsi="Times New Roman" w:cs="Times New Roman"/>
+          <w:sz w:val="24"/>
+        </w:rPr>
+        <w:t xml:space="preserve">   - `00power_3.rs`</w:t>
+      </w:r>
+      <w:r>
+        <w:rPr>
+          <w:rFonts w:ascii="Times New Roman" w:eastAsia="黑体" w:hAnsi="Times New Roman" w:cs="Times New Roman"/>
+          <w:sz w:val="24"/>
+        </w:rPr>
+        <w:t>：</w:t>
+      </w:r>
+      <w:r>
+        <w:rPr>
+          <w:rFonts w:ascii="Times New Roman" w:eastAsia="黑体" w:hAnsi="Times New Roman" w:cs="Times New Roman"/>
+          <w:sz w:val="24"/>
+        </w:rPr>
+        <w:t>3</w:t>
+      </w:r>
+      <w:r>
+        <w:rPr>
+          <w:rFonts w:ascii="Times New Roman" w:eastAsia="黑体" w:hAnsi="Times New Roman" w:cs="Times New Roman"/>
+          <w:sz w:val="24"/>
+        </w:rPr>
+        <w:t>的幂运算循环任务</w:t>
+      </w:r>
+    </w:p>
+    <w:p>
+      <w:pPr>
+        <w:pStyle w:val="a3"/>
+        <w:spacing w:line="360" w:lineRule="auto"/>
+        <w:ind w:left="480" w:firstLine="480"/>
+        <w:rPr>
+          <w:rFonts w:ascii="Times New Roman" w:eastAsia="黑体" w:hAnsi="Times New Roman" w:cs="Times New Roman"/>
+          <w:sz w:val="24"/>
+        </w:rPr>
+      </w:pPr>
+      <w:r>
+        <w:rPr>
+          <w:rFonts w:ascii="Times New Roman" w:eastAsia="黑体" w:hAnsi="Times New Roman" w:cs="Times New Roman"/>
+          <w:sz w:val="24"/>
+        </w:rPr>
+        <w:t xml:space="preserve">   - `01power_5.rs`</w:t>
+      </w:r>
+      <w:r>
+        <w:rPr>
+          <w:rFonts w:ascii="Times New Roman" w:eastAsia="黑体" w:hAnsi="Times New Roman" w:cs="Times New Roman"/>
+          <w:sz w:val="24"/>
+        </w:rPr>
+        <w:t>：</w:t>
+      </w:r>
+      <w:r>
+        <w:rPr>
+          <w:rFonts w:ascii="Times New Roman" w:eastAsia="黑体" w:hAnsi="Times New Roman" w:cs="Times New Roman"/>
+          <w:sz w:val="24"/>
+        </w:rPr>
+        <w:t>5</w:t>
+      </w:r>
+      <w:r>
+        <w:rPr>
+          <w:rFonts w:ascii="Times New Roman" w:eastAsia="黑体" w:hAnsi="Times New Roman" w:cs="Times New Roman"/>
+          <w:sz w:val="24"/>
+        </w:rPr>
+        <w:t>的幂运算循环任务</w:t>
+      </w:r>
+    </w:p>
+    <w:p>
+      <w:pPr>
+        <w:pStyle w:val="a3"/>
+        <w:spacing w:line="360" w:lineRule="auto"/>
+        <w:ind w:left="480" w:firstLine="480"/>
+        <w:rPr>
+          <w:rFonts w:ascii="Times New Roman" w:eastAsia="黑体" w:hAnsi="Times New Roman" w:cs="Times New Roman" w:hint="eastAsia"/>
+          <w:sz w:val="24"/>
+        </w:rPr>
+      </w:pPr>
+      <w:r>
+        <w:rPr>
+          <w:rFonts w:ascii="Times New Roman" w:eastAsia="黑体" w:hAnsi="Times New Roman" w:cs="Times New Roman"/>
+          <w:sz w:val="24"/>
+        </w:rPr>
+        <w:lastRenderedPageBreak/>
+        <w:drawing>
+          <wp:inline distT="0" distB="0" distL="0" distR="0" wp14:anchorId="2991238F" wp14:editId="3664C38E">
+            <wp:extent cx="5727700" cy="5048885"/>
+            <wp:effectExtent l="0" t="0" r="6350" b="0"/>
+            <wp:docPr id="590393009" name="图片 1"/>
+            <wp:cNvGraphicFramePr>
+              <a:graphicFrameLocks xmlns:a="http://schemas.openxmlformats.org/drawingml/2006/main" noChangeAspect="1"/>
+            </wp:cNvGraphicFramePr>
+            <a:graphic xmlns:a="http://schemas.openxmlformats.org/drawingml/2006/main">
+              <a:graphicData uri="http://schemas.openxmlformats.org/drawingml/2006/picture">
+                <pic:pic xmlns:pic="http://schemas.openxmlformats.org/drawingml/2006/picture">
+                  <pic:nvPicPr>
+                    <pic:cNvPr id="590393009" name=""/>
+                    <pic:cNvPicPr/>
+                  </pic:nvPicPr>
+                  <pic:blipFill>
+                    <a:blip r:embed="rId9"/>
+                    <a:stretch>
+                      <a:fillRect/>
+                    </a:stretch>
+                  </pic:blipFill>
+                  <pic:spPr>
+                    <a:xfrm>
+                      <a:off x="0" y="0"/>
+                      <a:ext cx="5727700" cy="5048885"/>
+                    </a:xfrm>
+                    <a:prstGeom prst="rect">
+                      <a:avLst/>
+                    </a:prstGeom>
+                  </pic:spPr>
+                </pic:pic>
+              </a:graphicData>
+            </a:graphic>
+          </wp:inline>
+        </w:drawing>
+      </w:r>
+    </w:p>
+    <w:p>
+      <w:pPr>
+        <w:pStyle w:val="a3"/>
+        <w:spacing w:line="360" w:lineRule="auto"/>
+        <w:ind w:left="480" w:firstLine="480"/>
+        <w:rPr>
+          <w:rFonts w:ascii="Times New Roman" w:eastAsia="黑体" w:hAnsi="Times New Roman" w:cs="Times New Roman"/>
+          <w:sz w:val="24"/>
+        </w:rPr>
+      </w:pPr>
+      <w:r>
+        <w:rPr>
+          <w:rFonts w:ascii="Times New Roman" w:eastAsia="黑体" w:hAnsi="Times New Roman" w:cs="Times New Roman"/>
+          <w:sz w:val="24"/>
+        </w:rPr>
+        <w:t xml:space="preserve">   - `02power_7.rs`</w:t>
+      </w:r>
+      <w:r>
+        <w:rPr>
+          <w:rFonts w:ascii="Times New Roman" w:eastAsia="黑体" w:hAnsi="Times New Roman" w:cs="Times New Roman"/>
+          <w:sz w:val="24"/>
+        </w:rPr>
+        <w:t>：</w:t>
+      </w:r>
+      <w:r>
+        <w:rPr>
+          <w:rFonts w:ascii="Times New Roman" w:eastAsia="黑体" w:hAnsi="Times New Roman" w:cs="Times New Roman"/>
+          <w:sz w:val="24"/>
+        </w:rPr>
+        <w:t>7</w:t>
+      </w:r>
+      <w:r>
+        <w:rPr>
+          <w:rFonts w:ascii="Times New Roman" w:eastAsia="黑体" w:hAnsi="Times New Roman" w:cs="Times New Roman"/>
+          <w:sz w:val="24"/>
+        </w:rPr>
+        <w:t>的幂运算循环任务</w:t>
+      </w:r>
+    </w:p>
+    <w:p>
+      <w:pPr>
+        <w:pStyle w:val="a3"/>
+        <w:spacing w:line="360" w:lineRule="auto"/>
+        <w:ind w:left="480" w:firstLine="480"/>
+        <w:rPr>
+          <w:rFonts w:ascii="Times New Roman" w:eastAsia="黑体" w:hAnsi="Times New Roman" w:cs="Times New Roman"/>
+          <w:sz w:val="24"/>
+        </w:rPr>
+      </w:pPr>
+      <w:r>
+        <w:rPr>
+          <w:rFonts w:ascii="Times New Roman" w:eastAsia="黑体" w:hAnsi="Times New Roman" w:cs="Times New Roman"/>
+          <w:sz w:val="24"/>
+        </w:rPr>
+        <w:t xml:space="preserve">   - `03sleep.rs`</w:t>
+      </w:r>
+      <w:r>
+        <w:rPr>
+          <w:rFonts w:ascii="Times New Roman" w:eastAsia="黑体" w:hAnsi="Times New Roman" w:cs="Times New Roman"/>
+          <w:sz w:val="24"/>
+        </w:rPr>
+        <w:t>：基于时间与</w:t>
+      </w:r>
+      <w:r>
+        <w:rPr>
+          <w:rFonts w:ascii="Times New Roman" w:eastAsia="黑体" w:hAnsi="Times New Roman" w:cs="Times New Roman"/>
+          <w:sz w:val="24"/>
+        </w:rPr>
+        <w:t>`yield`</w:t>
+      </w:r>
+      <w:r>
+        <w:rPr>
+          <w:rFonts w:ascii="Times New Roman" w:eastAsia="黑体" w:hAnsi="Times New Roman" w:cs="Times New Roman"/>
+          <w:sz w:val="24"/>
+        </w:rPr>
+        <w:t>的休眠任务</w:t>
+      </w:r>
+    </w:p>
+    <w:p>
+      <w:pPr>
+        <w:pStyle w:val="a3"/>
+        <w:spacing w:line="360" w:lineRule="auto"/>
+        <w:ind w:left="480" w:firstLine="480"/>
+        <w:rPr>
+          <w:rFonts w:ascii="Times New Roman" w:eastAsia="黑体" w:hAnsi="Times New Roman" w:cs="Times New Roman"/>
+          <w:sz w:val="24"/>
+        </w:rPr>
+      </w:pPr>
+      <w:r>
+        <w:rPr>
+          <w:rFonts w:ascii="Times New Roman" w:eastAsia="黑体" w:hAnsi="Times New Roman" w:cs="Times New Roman"/>
+          <w:sz w:val="24"/>
+        </w:rPr>
+        <w:lastRenderedPageBreak/>
+        <w:drawing>
+          <wp:inline distT="0" distB="0" distL="0" distR="0" wp14:anchorId="3E355766" wp14:editId="303C59BE">
+            <wp:extent cx="5727700" cy="3369310"/>
+            <wp:effectExtent l="0" t="0" r="6350" b="2540"/>
+            <wp:docPr id="518452045" name="图片 1"/>
+            <wp:cNvGraphicFramePr>
+              <a:graphicFrameLocks xmlns:a="http://schemas.openxmlformats.org/drawingml/2006/main" noChangeAspect="1"/>
+            </wp:cNvGraphicFramePr>
+            <a:graphic xmlns:a="http://schemas.openxmlformats.org/drawingml/2006/main">
+              <a:graphicData uri="http://schemas.openxmlformats.org/drawingml/2006/picture">
+                <pic:pic xmlns:pic="http://schemas.openxmlformats.org/drawingml/2006/picture">
+                  <pic:nvPicPr>
+                    <pic:cNvPr id="518452045" name=""/>
+                    <pic:cNvPicPr/>
+                  </pic:nvPicPr>
+                  <pic:blipFill>
+                    <a:blip r:embed="rId10"/>
+                    <a:stretch>
+                      <a:fillRect/>
+                    </a:stretch>
+                  </pic:blipFill>
+                  <pic:spPr>
+                    <a:xfrm>
+                      <a:off x="0" y="0"/>
+                      <a:ext cx="5727700" cy="3369310"/>
+                    </a:xfrm>
+                    <a:prstGeom prst="rect">
+                      <a:avLst/>
+                    </a:prstGeom>
+                  </pic:spPr>
+                </pic:pic>
+              </a:graphicData>
+            </a:graphic>
+          </wp:inline>
+        </w:drawing>
+      </w:r>
+    </w:p>
+    <w:p>
+      <w:pPr>
+        <w:spacing w:line="360" w:lineRule="auto"/>
+        <w:ind w:firstLineChars="175" w:firstLine="420"/>
+        <w:rPr>
+          <w:rFonts w:ascii="Times New Roman" w:eastAsia="黑体" w:hAnsi="Times New Roman" w:cs="Times New Roman"/>
+          <w:sz w:val="24"/>
+        </w:rPr>
+      </w:pPr>
+      <w:r>
+        <w:rPr>
+          <w:rFonts w:ascii="Times New Roman" w:eastAsia="黑体" w:hAnsi="Times New Roman" w:cs="Times New Roman"/>
+          <w:sz w:val="24"/>
+        </w:rPr>
+        <w:t xml:space="preserve">3. </w:t>
+      </w:r>
+      <w:r>
+        <w:rPr>
+          <w:rFonts w:ascii="Times New Roman" w:eastAsia="黑体" w:hAnsi="Times New Roman" w:cs="Times New Roman"/>
+          <w:sz w:val="24"/>
+        </w:rPr>
+        <w:t>抢占式调度实现</w:t>
+      </w:r>
+    </w:p>
+    <w:p>
+      <w:pPr>
+        <w:pStyle w:val="a3"/>
+        <w:spacing w:line="360" w:lineRule="auto"/>
+        <w:ind w:left="480" w:firstLine="480"/>
+        <w:rPr>
+          <w:rFonts w:ascii="Times New Roman" w:eastAsia="黑体" w:hAnsi="Times New Roman" w:cs="Times New Roman"/>
+          <w:sz w:val="24"/>
+        </w:rPr>
+      </w:pPr>
+      <w:r>
+        <w:rPr>
+          <w:rFonts w:ascii="Times New Roman" w:eastAsia="黑体" w:hAnsi="Times New Roman" w:cs="Times New Roman"/>
+          <w:sz w:val="24"/>
+        </w:rPr>
+        <w:t xml:space="preserve">1. </w:t>
+      </w:r>
       <w:r>
         <w:rPr>
           <w:rFonts w:ascii="Times New Roman" w:eastAsia="黑体" w:hAnsi="Times New Roman" w:cs="Times New Roman"/>
@@ -733,6 +1196,265 @@
         </w:rPr>
         <w:t>修改</w:t>
       </w:r>
+      <w:r>
+        <w:rPr>
+          <w:rFonts w:ascii="Times New Roman" w:eastAsia="黑体" w:hAnsi="Times New Roman" w:cs="Times New Roman"/>
+          <w:sz w:val="24"/>
+        </w:rPr>
+        <w:t>`os/src/trap/mod.rs`</w:t>
+      </w:r>
+      <w:r>
+        <w:rPr>
+          <w:rFonts w:ascii="Times New Roman" w:eastAsia="黑体" w:hAnsi="Times New Roman" w:cs="Times New Roman"/>
+          <w:sz w:val="24"/>
+        </w:rPr>
+        <w:t>的中断处理函数：</w:t>
+      </w:r>
+    </w:p>
+    <w:p>
+      <w:pPr>
+        <w:pStyle w:val="a3"/>
+        <w:spacing w:line="360" w:lineRule="auto"/>
+        <w:ind w:left="480" w:firstLine="480"/>
+        <w:rPr>
+          <w:rFonts w:ascii="Times New Roman" w:eastAsia="黑体" w:hAnsi="Times New Roman" w:cs="Times New Roman"/>
+          <w:sz w:val="24"/>
+        </w:rPr>
+      </w:pPr>
+      <w:r>
+        <w:rPr>
+          <w:rFonts w:ascii="Times New Roman" w:eastAsia="黑体" w:hAnsi="Times New Roman" w:cs="Times New Roman"/>
+          <w:sz w:val="24"/>
+        </w:rPr>
+        <w:t xml:space="preserve">   - </w:t>
+      </w:r>
+      <w:r>
+        <w:rPr>
+          <w:rFonts w:ascii="Times New Roman" w:eastAsia="黑体" w:hAnsi="Times New Roman" w:cs="Times New Roman"/>
+          <w:sz w:val="24"/>
+        </w:rPr>
+        <w:t>捕获</w:t>
+      </w:r>
+      <w:r>
+        <w:rPr>
+          <w:rFonts w:ascii="Times New Roman" w:eastAsia="黑体" w:hAnsi="Times New Roman" w:cs="Times New Roman"/>
+          <w:sz w:val="24"/>
+        </w:rPr>
+        <w:t>`SupervisorTimer`</w:t>
+      </w:r>
+      <w:r>
+        <w:rPr>
+          <w:rFonts w:ascii="Times New Roman" w:eastAsia="黑体" w:hAnsi="Times New Roman" w:cs="Times New Roman"/>
+          <w:sz w:val="24"/>
+        </w:rPr>
+        <w:t>时钟中断</w:t>
+      </w:r>
+    </w:p>
+    <w:p>
+      <w:pPr>
+        <w:pStyle w:val="a3"/>
+        <w:spacing w:line="360" w:lineRule="auto"/>
+        <w:ind w:left="480" w:firstLine="480"/>
+        <w:rPr>
+          <w:rFonts w:ascii="Times New Roman" w:eastAsia="黑体" w:hAnsi="Times New Roman" w:cs="Times New Roman"/>
+          <w:sz w:val="24"/>
+        </w:rPr>
+      </w:pPr>
+      <w:r>
+        <w:rPr>
+          <w:rFonts w:ascii="Times New Roman" w:eastAsia="黑体" w:hAnsi="Times New Roman" w:cs="Times New Roman"/>
+          <w:sz w:val="24"/>
+        </w:rPr>
+        <w:t xml:space="preserve">   - </w:t>
+      </w:r>
+      <w:r>
+        <w:rPr>
+          <w:rFonts w:ascii="Times New Roman" w:eastAsia="黑体" w:hAnsi="Times New Roman" w:cs="Times New Roman"/>
+          <w:sz w:val="24"/>
+        </w:rPr>
+        <w:t>调用</w:t>
+      </w:r>
+      <w:r>
+        <w:rPr>
+          <w:rFonts w:ascii="Times New Roman" w:eastAsia="黑体" w:hAnsi="Times New Roman" w:cs="Times New Roman"/>
+          <w:sz w:val="24"/>
+        </w:rPr>
+        <w:t>`set_next_trigger()`</w:t>
+      </w:r>
+      <w:r>
+        <w:rPr>
+          <w:rFonts w:ascii="Times New Roman" w:eastAsia="黑体" w:hAnsi="Times New Roman" w:cs="Times New Roman"/>
+          <w:sz w:val="24"/>
+        </w:rPr>
+        <w:t>设置下一次中断</w:t>
+      </w:r>
+    </w:p>
+    <w:p>
+      <w:pPr>
+        <w:pStyle w:val="a3"/>
+        <w:spacing w:line="360" w:lineRule="auto"/>
+        <w:ind w:left="480" w:firstLine="480"/>
+        <w:rPr>
+          <w:rFonts w:ascii="Times New Roman" w:eastAsia="黑体" w:hAnsi="Times New Roman" w:cs="Times New Roman"/>
+          <w:sz w:val="24"/>
+        </w:rPr>
+      </w:pPr>
+      <w:r>
+        <w:rPr>
+          <w:rFonts w:ascii="Times New Roman" w:eastAsia="黑体" w:hAnsi="Times New Roman" w:cs="Times New Roman"/>
+          <w:sz w:val="24"/>
+        </w:rPr>
+        <w:t xml:space="preserve">   - </w:t>
+      </w:r>
+      <w:r>
+        <w:rPr>
+          <w:rFonts w:ascii="Times New Roman" w:eastAsia="黑体" w:hAnsi="Times New Roman" w:cs="Times New Roman"/>
+          <w:sz w:val="24"/>
+        </w:rPr>
+        <w:t>调用</w:t>
+      </w:r>
+      <w:r>
+        <w:rPr>
+          <w:rFonts w:ascii="Times New Roman" w:eastAsia="黑体" w:hAnsi="Times New Roman" w:cs="Times New Roman"/>
+          <w:sz w:val="24"/>
+        </w:rPr>
+        <w:t>`suspend_current_and_run_next()`</w:t>
+      </w:r>
+      <w:r>
+        <w:rPr>
+          <w:rFonts w:ascii="Times New Roman" w:eastAsia="黑体" w:hAnsi="Times New Roman" w:cs="Times New Roman"/>
+          <w:sz w:val="24"/>
+        </w:rPr>
+        <w:t>切换任务</w:t>
+      </w:r>
+    </w:p>
+    <w:p>
+      <w:pPr>
+        <w:pStyle w:val="a3"/>
+        <w:spacing w:line="360" w:lineRule="auto"/>
+        <w:ind w:left="480" w:firstLine="480"/>
+        <w:rPr>
+          <w:rFonts w:ascii="Times New Roman" w:eastAsia="黑体" w:hAnsi="Times New Roman" w:cs="Times New Roman" w:hint="eastAsia"/>
+          <w:sz w:val="24"/>
+        </w:rPr>
+      </w:pPr>
+      <w:r>
+        <w:rPr>
+          <w:rFonts w:ascii="Times New Roman" w:eastAsia="黑体" w:hAnsi="Times New Roman" w:cs="Times New Roman"/>
+          <w:sz w:val="24"/>
+        </w:rPr>
+        <w:lastRenderedPageBreak/>
+        <w:drawing>
+          <wp:inline distT="0" distB="0" distL="0" distR="0" wp14:anchorId="73AC6079" wp14:editId="3465E023">
+            <wp:extent cx="5727700" cy="4942840"/>
+            <wp:effectExtent l="0" t="0" r="6350" b="0"/>
+            <wp:docPr id="1788167195" name="图片 1"/>
+            <wp:cNvGraphicFramePr>
+              <a:graphicFrameLocks xmlns:a="http://schemas.openxmlformats.org/drawingml/2006/main" noChangeAspect="1"/>
+            </wp:cNvGraphicFramePr>
+            <a:graphic xmlns:a="http://schemas.openxmlformats.org/drawingml/2006/main">
+              <a:graphicData uri="http://schemas.openxmlformats.org/drawingml/2006/picture">
+                <pic:pic xmlns:pic="http://schemas.openxmlformats.org/drawingml/2006/picture">
+                  <pic:nvPicPr>
+                    <pic:cNvPr id="1788167195" name=""/>
+                    <pic:cNvPicPr/>
+                  </pic:nvPicPr>
+                  <pic:blipFill>
+                    <a:blip r:embed="rId11"/>
+                    <a:stretch>
+                      <a:fillRect/>
+                    </a:stretch>
+                  </pic:blipFill>
+                  <pic:spPr>
+                    <a:xfrm>
+                      <a:off x="0" y="0"/>
+                      <a:ext cx="5727700" cy="4942840"/>
+                    </a:xfrm>
+                    <a:prstGeom prst="rect">
+                      <a:avLst/>
+                    </a:prstGeom>
+                  </pic:spPr>
+                </pic:pic>
+              </a:graphicData>
+            </a:graphic>
+          </wp:inline>
+        </w:drawing>
+      </w:r>
+    </w:p>
+    <w:p>
+      <w:pPr>
+        <w:pStyle w:val="a3"/>
+        <w:spacing w:line="360" w:lineRule="auto"/>
+        <w:ind w:left="480" w:firstLine="480"/>
+        <w:rPr>
+          <w:rFonts w:ascii="Times New Roman" w:eastAsia="黑体" w:hAnsi="Times New Roman" w:cs="Times New Roman"/>
+          <w:sz w:val="24"/>
+        </w:rPr>
+      </w:pPr>
+      <w:r>
+        <w:rPr>
+          <w:rFonts w:ascii="Times New Roman" w:eastAsia="黑体" w:hAnsi="Times New Roman" w:cs="Times New Roman"/>
+          <w:sz w:val="24"/>
+        </w:rPr>
+        <w:t xml:space="preserve">2. </w:t>
+      </w:r>
+      <w:r>
+        <w:rPr>
+          <w:rFonts w:ascii="Times New Roman" w:eastAsia="黑体" w:hAnsi="Times New Roman" w:cs="Times New Roman"/>
+          <w:sz w:val="24"/>
+        </w:rPr>
+        <w:t>在</w:t>
+      </w:r>
+      <w:r>
+        <w:rPr>
+          <w:rFonts w:ascii="Times New Roman" w:eastAsia="黑体" w:hAnsi="Times New Roman" w:cs="Times New Roman"/>
+          <w:sz w:val="24"/>
+        </w:rPr>
+        <w:t>`main.rs`</w:t>
+      </w:r>
+      <w:r>
+        <w:rPr>
+          <w:rFonts w:ascii="Times New Roman" w:eastAsia="黑体" w:hAnsi="Times New Roman" w:cs="Times New Roman"/>
+          <w:sz w:val="24"/>
+        </w:rPr>
+        <w:t>初始化时启用定时器中断并设置首次触发。</w:t>
+      </w:r>
+    </w:p>
+    <w:p>
+      <w:pPr>
+        <w:pStyle w:val="a3"/>
+        <w:spacing w:line="360" w:lineRule="auto"/>
+        <w:ind w:left="480" w:firstLine="480"/>
+        <w:rPr>
+          <w:rFonts w:ascii="Times New Roman" w:eastAsia="黑体" w:hAnsi="Times New Roman" w:cs="Times New Roman"/>
+          <w:sz w:val="24"/>
+        </w:rPr>
+      </w:pPr>
+    </w:p>
+    <w:p>
+      <w:pPr>
+        <w:pStyle w:val="a3"/>
+        <w:spacing w:line="360" w:lineRule="auto"/>
+        <w:ind w:left="480" w:firstLine="480"/>
+        <w:rPr>
+          <w:rFonts w:ascii="Times New Roman" w:eastAsia="黑体" w:hAnsi="Times New Roman" w:cs="Times New Roman"/>
+          <w:sz w:val="24"/>
+        </w:rPr>
+      </w:pPr>
+      <w:r>
+        <w:rPr>
+          <w:rFonts w:ascii="Times New Roman" w:eastAsia="黑体" w:hAnsi="Times New Roman" w:cs="Times New Roman"/>
+          <w:sz w:val="24"/>
+        </w:rPr>
+        <w:t xml:space="preserve">4. </w:t>
+      </w:r>
+      <w:r>
+        <w:rPr>
+          <w:rFonts w:ascii="Times New Roman" w:eastAsia="黑体" w:hAnsi="Times New Roman" w:cs="Times New Roman"/>
+          <w:sz w:val="24"/>
+        </w:rPr>
+        <w:t>编译与运行测试</w:t>
+      </w:r>
     </w:p>
     <w:p>
       <w:pPr>
@@ -756,666 +1478,59 @@
           <w:rFonts w:ascii="Times New Roman" w:eastAsia="黑体" w:hAnsi="Times New Roman" w:cs="Times New Roman"/>
           <w:sz w:val="24"/>
         </w:rPr>
-        <w:t>在</w:t>
-      </w:r>
-      <w:r>
-        <w:rPr>
-          <w:rFonts w:ascii="Times New Roman" w:eastAsia="黑体" w:hAnsi="Times New Roman" w:cs="Times New Roman"/>
-          <w:sz w:val="24"/>
-        </w:rPr>
-        <w:t>`user/</w:t>
-      </w:r>
-      <w:proofErr w:type="spellStart"/>
-      <w:r>
-        <w:rPr>
-          <w:rFonts w:ascii="Times New Roman" w:eastAsia="黑体" w:hAnsi="Times New Roman" w:cs="Times New Roman"/>
-          <w:sz w:val="24"/>
-        </w:rPr>
-        <w:t>src</w:t>
-      </w:r>
-      <w:proofErr w:type="spellEnd"/>
-      <w:r>
-        <w:rPr>
-          <w:rFonts w:ascii="Times New Roman" w:eastAsia="黑体" w:hAnsi="Times New Roman" w:cs="Times New Roman"/>
-          <w:sz w:val="24"/>
-        </w:rPr>
-        <w:t>/syscall.rs`</w:t>
-      </w:r>
-      <w:r>
-        <w:rPr>
-          <w:rFonts w:ascii="Times New Roman" w:eastAsia="黑体" w:hAnsi="Times New Roman" w:cs="Times New Roman"/>
-          <w:sz w:val="24"/>
-        </w:rPr>
-        <w:t>添加</w:t>
-      </w:r>
-      <w:r>
-        <w:rPr>
-          <w:rFonts w:ascii="Times New Roman" w:eastAsia="黑体" w:hAnsi="Times New Roman" w:cs="Times New Roman"/>
-          <w:sz w:val="24"/>
-        </w:rPr>
-        <w:t>`</w:t>
-      </w:r>
-      <w:proofErr w:type="spellStart"/>
-      <w:r>
-        <w:rPr>
-          <w:rFonts w:ascii="Times New Roman" w:eastAsia="黑体" w:hAnsi="Times New Roman" w:cs="Times New Roman"/>
-          <w:sz w:val="24"/>
-        </w:rPr>
-        <w:t>sys_get_time</w:t>
-      </w:r>
-      <w:proofErr w:type="spellEnd"/>
-      <w:r>
-        <w:rPr>
-          <w:rFonts w:ascii="Times New Roman" w:eastAsia="黑体" w:hAnsi="Times New Roman" w:cs="Times New Roman"/>
-          <w:sz w:val="24"/>
-        </w:rPr>
-        <w:t>`</w:t>
-      </w:r>
-      <w:r>
-        <w:rPr>
-          <w:rFonts w:ascii="Times New Roman" w:eastAsia="黑体" w:hAnsi="Times New Roman" w:cs="Times New Roman"/>
-          <w:sz w:val="24"/>
-        </w:rPr>
-        <w:t>系统调用封装。</w:t>
-      </w:r>
-    </w:p>
-    <w:p>
-      <w:pPr>
-        <w:pStyle w:val="a3"/>
-        <w:spacing w:line="360" w:lineRule="auto"/>
-        <w:ind w:left="480" w:firstLine="480"/>
-        <w:rPr>
-          <w:rFonts w:ascii="Times New Roman" w:eastAsia="黑体" w:hAnsi="Times New Roman" w:cs="Times New Roman"/>
-          <w:sz w:val="24"/>
-        </w:rPr>
-      </w:pPr>
-      <w:r>
-        <w:rPr>
-          <w:rFonts w:ascii="Times New Roman" w:eastAsia="黑体" w:hAnsi="Times New Roman" w:cs="Times New Roman"/>
-          <w:sz w:val="24"/>
-        </w:rPr>
-        <w:t xml:space="preserve">2. </w:t>
-      </w:r>
-      <w:r>
-        <w:rPr>
-          <w:rFonts w:ascii="Times New Roman" w:eastAsia="黑体" w:hAnsi="Times New Roman" w:cs="Times New Roman"/>
-          <w:sz w:val="24"/>
-        </w:rPr>
-        <w:t>在</w:t>
-      </w:r>
-      <w:r>
-        <w:rPr>
-          <w:rFonts w:ascii="Times New Roman" w:eastAsia="黑体" w:hAnsi="Times New Roman" w:cs="Times New Roman"/>
-          <w:sz w:val="24"/>
-        </w:rPr>
-        <w:t>`user/</w:t>
-      </w:r>
-      <w:proofErr w:type="spellStart"/>
-      <w:r>
-        <w:rPr>
-          <w:rFonts w:ascii="Times New Roman" w:eastAsia="黑体" w:hAnsi="Times New Roman" w:cs="Times New Roman"/>
-          <w:sz w:val="24"/>
-        </w:rPr>
-        <w:t>src</w:t>
-      </w:r>
-      <w:proofErr w:type="spellEnd"/>
-      <w:r>
-        <w:rPr>
-          <w:rFonts w:ascii="Times New Roman" w:eastAsia="黑体" w:hAnsi="Times New Roman" w:cs="Times New Roman"/>
-          <w:sz w:val="24"/>
-        </w:rPr>
-        <w:t>/lib.rs`</w:t>
-      </w:r>
-      <w:r>
-        <w:rPr>
-          <w:rFonts w:ascii="Times New Roman" w:eastAsia="黑体" w:hAnsi="Times New Roman" w:cs="Times New Roman"/>
-          <w:sz w:val="24"/>
-        </w:rPr>
-        <w:t>提供用户接口</w:t>
-      </w:r>
-      <w:r>
-        <w:rPr>
-          <w:rFonts w:ascii="Times New Roman" w:eastAsia="黑体" w:hAnsi="Times New Roman" w:cs="Times New Roman"/>
-          <w:sz w:val="24"/>
-        </w:rPr>
-        <w:t>`</w:t>
-      </w:r>
-      <w:proofErr w:type="spellStart"/>
-      <w:r>
-        <w:rPr>
-          <w:rFonts w:ascii="Times New Roman" w:eastAsia="黑体" w:hAnsi="Times New Roman" w:cs="Times New Roman"/>
-          <w:sz w:val="24"/>
-        </w:rPr>
-        <w:t>get_time</w:t>
-      </w:r>
-      <w:proofErr w:type="spellEnd"/>
-      <w:r>
-        <w:rPr>
-          <w:rFonts w:ascii="Times New Roman" w:eastAsia="黑体" w:hAnsi="Times New Roman" w:cs="Times New Roman"/>
-          <w:sz w:val="24"/>
-        </w:rPr>
-        <w:t>()`</w:t>
-      </w:r>
-      <w:r>
-        <w:rPr>
-          <w:rFonts w:ascii="Times New Roman" w:eastAsia="黑体" w:hAnsi="Times New Roman" w:cs="Times New Roman"/>
-          <w:sz w:val="24"/>
-        </w:rPr>
-        <w:t>。</w:t>
-      </w:r>
-    </w:p>
-    <w:p>
-      <w:pPr>
-        <w:pStyle w:val="a3"/>
-        <w:spacing w:line="360" w:lineRule="auto"/>
-        <w:ind w:left="480" w:firstLine="480"/>
-        <w:rPr>
-          <w:rFonts w:ascii="Times New Roman" w:eastAsia="黑体" w:hAnsi="Times New Roman" w:cs="Times New Roman"/>
-          <w:sz w:val="24"/>
-        </w:rPr>
-      </w:pPr>
-      <w:r>
-        <w:rPr>
-          <w:rFonts w:ascii="Times New Roman" w:eastAsia="黑体" w:hAnsi="Times New Roman" w:cs="Times New Roman"/>
-          <w:sz w:val="24"/>
-        </w:rPr>
-        <w:t xml:space="preserve">3. </w:t>
-      </w:r>
-      <w:r>
-        <w:rPr>
-          <w:rFonts w:ascii="Times New Roman" w:eastAsia="黑体" w:hAnsi="Times New Roman" w:cs="Times New Roman"/>
-          <w:sz w:val="24"/>
-        </w:rPr>
-        <w:t>编写</w:t>
-      </w:r>
-      <w:r>
-        <w:rPr>
-          <w:rFonts w:ascii="Times New Roman" w:eastAsia="黑体" w:hAnsi="Times New Roman" w:cs="Times New Roman"/>
-          <w:sz w:val="24"/>
-        </w:rPr>
-        <w:t>4</w:t>
-      </w:r>
-      <w:r>
-        <w:rPr>
-          <w:rFonts w:ascii="Times New Roman" w:eastAsia="黑体" w:hAnsi="Times New Roman" w:cs="Times New Roman"/>
-          <w:sz w:val="24"/>
-        </w:rPr>
-        <w:t>个测试应用：</w:t>
-      </w:r>
-    </w:p>
-    <w:p>
-      <w:pPr>
-        <w:pStyle w:val="a3"/>
-        <w:spacing w:line="360" w:lineRule="auto"/>
-        <w:ind w:left="480" w:firstLine="480"/>
-        <w:rPr>
-          <w:rFonts w:ascii="Times New Roman" w:eastAsia="黑体" w:hAnsi="Times New Roman" w:cs="Times New Roman"/>
-          <w:sz w:val="24"/>
-        </w:rPr>
-      </w:pPr>
-      <w:r>
-        <w:rPr>
-          <w:rFonts w:ascii="Times New Roman" w:eastAsia="黑体" w:hAnsi="Times New Roman" w:cs="Times New Roman"/>
-          <w:sz w:val="24"/>
-        </w:rPr>
-        <w:t xml:space="preserve">   - `00power_3.rs`</w:t>
-      </w:r>
-      <w:r>
-        <w:rPr>
-          <w:rFonts w:ascii="Times New Roman" w:eastAsia="黑体" w:hAnsi="Times New Roman" w:cs="Times New Roman"/>
-          <w:sz w:val="24"/>
-        </w:rPr>
-        <w:t>：</w:t>
-      </w:r>
-      <w:r>
-        <w:rPr>
-          <w:rFonts w:ascii="Times New Roman" w:eastAsia="黑体" w:hAnsi="Times New Roman" w:cs="Times New Roman"/>
-          <w:sz w:val="24"/>
-        </w:rPr>
-        <w:t>3</w:t>
-      </w:r>
-      <w:r>
-        <w:rPr>
-          <w:rFonts w:ascii="Times New Roman" w:eastAsia="黑体" w:hAnsi="Times New Roman" w:cs="Times New Roman"/>
-          <w:sz w:val="24"/>
-        </w:rPr>
-        <w:t>的</w:t>
-      </w:r>
-      <w:proofErr w:type="gramStart"/>
-      <w:r>
-        <w:rPr>
-          <w:rFonts w:ascii="Times New Roman" w:eastAsia="黑体" w:hAnsi="Times New Roman" w:cs="Times New Roman"/>
-          <w:sz w:val="24"/>
-        </w:rPr>
-        <w:t>幂</w:t>
-      </w:r>
-      <w:proofErr w:type="gramEnd"/>
-      <w:r>
-        <w:rPr>
-          <w:rFonts w:ascii="Times New Roman" w:eastAsia="黑体" w:hAnsi="Times New Roman" w:cs="Times New Roman"/>
-          <w:sz w:val="24"/>
-        </w:rPr>
-        <w:t>运算循环任务</w:t>
-      </w:r>
-    </w:p>
-    <w:p>
-      <w:pPr>
-        <w:pStyle w:val="a3"/>
-        <w:spacing w:line="360" w:lineRule="auto"/>
-        <w:ind w:left="480" w:firstLine="480"/>
-        <w:rPr>
-          <w:rFonts w:ascii="Times New Roman" w:eastAsia="黑体" w:hAnsi="Times New Roman" w:cs="Times New Roman"/>
-          <w:sz w:val="24"/>
-        </w:rPr>
-      </w:pPr>
-      <w:r>
-        <w:rPr>
-          <w:rFonts w:ascii="Times New Roman" w:eastAsia="黑体" w:hAnsi="Times New Roman" w:cs="Times New Roman"/>
-          <w:sz w:val="24"/>
-        </w:rPr>
-        <w:t xml:space="preserve">   - `01power_5.rs`</w:t>
-      </w:r>
-      <w:r>
-        <w:rPr>
-          <w:rFonts w:ascii="Times New Roman" w:eastAsia="黑体" w:hAnsi="Times New Roman" w:cs="Times New Roman"/>
-          <w:sz w:val="24"/>
-        </w:rPr>
-        <w:t>：</w:t>
-      </w:r>
-      <w:r>
-        <w:rPr>
-          <w:rFonts w:ascii="Times New Roman" w:eastAsia="黑体" w:hAnsi="Times New Roman" w:cs="Times New Roman"/>
-          <w:sz w:val="24"/>
-        </w:rPr>
-        <w:t>5</w:t>
-      </w:r>
-      <w:r>
-        <w:rPr>
-          <w:rFonts w:ascii="Times New Roman" w:eastAsia="黑体" w:hAnsi="Times New Roman" w:cs="Times New Roman"/>
-          <w:sz w:val="24"/>
-        </w:rPr>
-        <w:t>的</w:t>
-      </w:r>
-      <w:proofErr w:type="gramStart"/>
-      <w:r>
-        <w:rPr>
-          <w:rFonts w:ascii="Times New Roman" w:eastAsia="黑体" w:hAnsi="Times New Roman" w:cs="Times New Roman"/>
-          <w:sz w:val="24"/>
-        </w:rPr>
-        <w:t>幂</w:t>
-      </w:r>
-      <w:proofErr w:type="gramEnd"/>
-      <w:r>
-        <w:rPr>
-          <w:rFonts w:ascii="Times New Roman" w:eastAsia="黑体" w:hAnsi="Times New Roman" w:cs="Times New Roman"/>
-          <w:sz w:val="24"/>
-        </w:rPr>
-        <w:t>运算循环任务</w:t>
-      </w:r>
-    </w:p>
-    <w:p>
-      <w:pPr>
-        <w:pStyle w:val="a3"/>
-        <w:spacing w:line="360" w:lineRule="auto"/>
-        <w:ind w:left="480" w:firstLine="480"/>
-        <w:rPr>
-          <w:rFonts w:ascii="Times New Roman" w:eastAsia="黑体" w:hAnsi="Times New Roman" w:cs="Times New Roman"/>
-          <w:sz w:val="24"/>
-        </w:rPr>
-      </w:pPr>
-      <w:r>
-        <w:rPr>
-          <w:rFonts w:ascii="Times New Roman" w:eastAsia="黑体" w:hAnsi="Times New Roman" w:cs="Times New Roman"/>
-          <w:sz w:val="24"/>
-        </w:rPr>
-        <w:t xml:space="preserve">   - `02power_7.rs`</w:t>
-      </w:r>
-      <w:r>
-        <w:rPr>
-          <w:rFonts w:ascii="Times New Roman" w:eastAsia="黑体" w:hAnsi="Times New Roman" w:cs="Times New Roman"/>
-          <w:sz w:val="24"/>
-        </w:rPr>
-        <w:t>：</w:t>
-      </w:r>
-      <w:r>
-        <w:rPr>
-          <w:rFonts w:ascii="Times New Roman" w:eastAsia="黑体" w:hAnsi="Times New Roman" w:cs="Times New Roman"/>
-          <w:sz w:val="24"/>
-        </w:rPr>
-        <w:t>7</w:t>
-      </w:r>
-      <w:r>
-        <w:rPr>
-          <w:rFonts w:ascii="Times New Roman" w:eastAsia="黑体" w:hAnsi="Times New Roman" w:cs="Times New Roman"/>
-          <w:sz w:val="24"/>
-        </w:rPr>
-        <w:t>的</w:t>
-      </w:r>
-      <w:proofErr w:type="gramStart"/>
-      <w:r>
-        <w:rPr>
-          <w:rFonts w:ascii="Times New Roman" w:eastAsia="黑体" w:hAnsi="Times New Roman" w:cs="Times New Roman"/>
-          <w:sz w:val="24"/>
-        </w:rPr>
-        <w:t>幂</w:t>
-      </w:r>
-      <w:proofErr w:type="gramEnd"/>
-      <w:r>
-        <w:rPr>
-          <w:rFonts w:ascii="Times New Roman" w:eastAsia="黑体" w:hAnsi="Times New Roman" w:cs="Times New Roman"/>
-          <w:sz w:val="24"/>
-        </w:rPr>
-        <w:t>运算循环任务</w:t>
-      </w:r>
-    </w:p>
-    <w:p>
-      <w:pPr>
-        <w:pStyle w:val="a3"/>
-        <w:spacing w:line="360" w:lineRule="auto"/>
-        <w:ind w:left="480" w:firstLine="480"/>
-        <w:rPr>
-          <w:rFonts w:ascii="Times New Roman" w:eastAsia="黑体" w:hAnsi="Times New Roman" w:cs="Times New Roman"/>
-          <w:sz w:val="24"/>
-        </w:rPr>
-      </w:pPr>
-      <w:r>
-        <w:rPr>
-          <w:rFonts w:ascii="Times New Roman" w:eastAsia="黑体" w:hAnsi="Times New Roman" w:cs="Times New Roman"/>
-          <w:sz w:val="24"/>
-        </w:rPr>
-        <w:t xml:space="preserve">   - `03sleep.rs`</w:t>
-      </w:r>
-      <w:r>
-        <w:rPr>
-          <w:rFonts w:ascii="Times New Roman" w:eastAsia="黑体" w:hAnsi="Times New Roman" w:cs="Times New Roman"/>
-          <w:sz w:val="24"/>
-        </w:rPr>
-        <w:t>：基于时间与</w:t>
-      </w:r>
-      <w:r>
-        <w:rPr>
-          <w:rFonts w:ascii="Times New Roman" w:eastAsia="黑体" w:hAnsi="Times New Roman" w:cs="Times New Roman"/>
-          <w:sz w:val="24"/>
-        </w:rPr>
-        <w:t>`yield`</w:t>
-      </w:r>
-      <w:r>
-        <w:rPr>
-          <w:rFonts w:ascii="Times New Roman" w:eastAsia="黑体" w:hAnsi="Times New Roman" w:cs="Times New Roman"/>
-          <w:sz w:val="24"/>
-        </w:rPr>
-        <w:t>的休眠任务</w:t>
-      </w:r>
-    </w:p>
-    <w:p>
-      <w:pPr>
-        <w:pStyle w:val="a3"/>
-        <w:spacing w:line="360" w:lineRule="auto"/>
-        <w:ind w:left="480" w:firstLine="480"/>
-        <w:rPr>
-          <w:rFonts w:ascii="Times New Roman" w:eastAsia="黑体" w:hAnsi="Times New Roman" w:cs="Times New Roman"/>
-          <w:sz w:val="24"/>
-        </w:rPr>
-      </w:pPr>
-    </w:p>
-    <w:p>
-      <w:pPr>
-        <w:spacing w:line="360" w:lineRule="auto"/>
-        <w:ind w:firstLineChars="175" w:firstLine="420"/>
-        <w:rPr>
-          <w:rFonts w:ascii="Times New Roman" w:eastAsia="黑体" w:hAnsi="Times New Roman" w:cs="Times New Roman"/>
-          <w:sz w:val="24"/>
-        </w:rPr>
-      </w:pPr>
-      <w:r>
-        <w:rPr>
-          <w:rFonts w:ascii="Times New Roman" w:eastAsia="黑体" w:hAnsi="Times New Roman" w:cs="Times New Roman"/>
-          <w:sz w:val="24"/>
-        </w:rPr>
-        <w:t xml:space="preserve">3. </w:t>
-      </w:r>
-      <w:r>
-        <w:rPr>
-          <w:rFonts w:ascii="Times New Roman" w:eastAsia="黑体" w:hAnsi="Times New Roman" w:cs="Times New Roman"/>
-          <w:sz w:val="24"/>
-        </w:rPr>
-        <w:t>抢占式调度实现</w:t>
-      </w:r>
-    </w:p>
-    <w:p>
-      <w:pPr>
-        <w:pStyle w:val="a3"/>
-        <w:spacing w:line="360" w:lineRule="auto"/>
-        <w:ind w:left="480" w:firstLine="480"/>
-        <w:rPr>
-          <w:rFonts w:ascii="Times New Roman" w:eastAsia="黑体" w:hAnsi="Times New Roman" w:cs="Times New Roman"/>
-          <w:sz w:val="24"/>
-        </w:rPr>
-      </w:pPr>
-      <w:r>
-        <w:rPr>
-          <w:rFonts w:ascii="Times New Roman" w:eastAsia="黑体" w:hAnsi="Times New Roman" w:cs="Times New Roman"/>
-          <w:sz w:val="24"/>
-        </w:rPr>
-        <w:t xml:space="preserve">1. </w:t>
-      </w:r>
-      <w:r>
-        <w:rPr>
-          <w:rFonts w:ascii="Times New Roman" w:eastAsia="黑体" w:hAnsi="Times New Roman" w:cs="Times New Roman"/>
-          <w:sz w:val="24"/>
-        </w:rPr>
-        <w:t>修改</w:t>
-      </w:r>
-      <w:r>
-        <w:rPr>
-          <w:rFonts w:ascii="Times New Roman" w:eastAsia="黑体" w:hAnsi="Times New Roman" w:cs="Times New Roman"/>
-          <w:sz w:val="24"/>
-        </w:rPr>
-        <w:t>`</w:t>
-      </w:r>
-      <w:proofErr w:type="spellStart"/>
-      <w:r>
-        <w:rPr>
-          <w:rFonts w:ascii="Times New Roman" w:eastAsia="黑体" w:hAnsi="Times New Roman" w:cs="Times New Roman"/>
-          <w:sz w:val="24"/>
-        </w:rPr>
-        <w:t>os</w:t>
-      </w:r>
-      <w:proofErr w:type="spellEnd"/>
-      <w:r>
-        <w:rPr>
-          <w:rFonts w:ascii="Times New Roman" w:eastAsia="黑体" w:hAnsi="Times New Roman" w:cs="Times New Roman"/>
-          <w:sz w:val="24"/>
-        </w:rPr>
-        <w:t>/</w:t>
-      </w:r>
-      <w:proofErr w:type="spellStart"/>
-      <w:r>
-        <w:rPr>
-          <w:rFonts w:ascii="Times New Roman" w:eastAsia="黑体" w:hAnsi="Times New Roman" w:cs="Times New Roman"/>
-          <w:sz w:val="24"/>
-        </w:rPr>
-        <w:t>src</w:t>
-      </w:r>
-      <w:proofErr w:type="spellEnd"/>
-      <w:r>
-        <w:rPr>
-          <w:rFonts w:ascii="Times New Roman" w:eastAsia="黑体" w:hAnsi="Times New Roman" w:cs="Times New Roman"/>
-          <w:sz w:val="24"/>
-        </w:rPr>
-        <w:t>/trap/mod.rs`</w:t>
-      </w:r>
-      <w:r>
-        <w:rPr>
-          <w:rFonts w:ascii="Times New Roman" w:eastAsia="黑体" w:hAnsi="Times New Roman" w:cs="Times New Roman"/>
-          <w:sz w:val="24"/>
-        </w:rPr>
-        <w:t>的中断处理函数：</w:t>
-      </w:r>
-    </w:p>
-    <w:p>
-      <w:pPr>
-        <w:pStyle w:val="a3"/>
-        <w:spacing w:line="360" w:lineRule="auto"/>
-        <w:ind w:left="480" w:firstLine="480"/>
-        <w:rPr>
-          <w:rFonts w:ascii="Times New Roman" w:eastAsia="黑体" w:hAnsi="Times New Roman" w:cs="Times New Roman"/>
-          <w:sz w:val="24"/>
-        </w:rPr>
-      </w:pPr>
-      <w:r>
-        <w:rPr>
-          <w:rFonts w:ascii="Times New Roman" w:eastAsia="黑体" w:hAnsi="Times New Roman" w:cs="Times New Roman"/>
-          <w:sz w:val="24"/>
-        </w:rPr>
-        <w:t xml:space="preserve">   - </w:t>
-      </w:r>
-      <w:r>
-        <w:rPr>
-          <w:rFonts w:ascii="Times New Roman" w:eastAsia="黑体" w:hAnsi="Times New Roman" w:cs="Times New Roman"/>
-          <w:sz w:val="24"/>
-        </w:rPr>
-        <w:t>捕获</w:t>
-      </w:r>
-      <w:r>
-        <w:rPr>
-          <w:rFonts w:ascii="Times New Roman" w:eastAsia="黑体" w:hAnsi="Times New Roman" w:cs="Times New Roman"/>
-          <w:sz w:val="24"/>
-        </w:rPr>
-        <w:t>`</w:t>
-      </w:r>
-      <w:proofErr w:type="spellStart"/>
-      <w:r>
-        <w:rPr>
-          <w:rFonts w:ascii="Times New Roman" w:eastAsia="黑体" w:hAnsi="Times New Roman" w:cs="Times New Roman"/>
-          <w:sz w:val="24"/>
-        </w:rPr>
-        <w:t>SupervisorTimer</w:t>
-      </w:r>
-      <w:proofErr w:type="spellEnd"/>
-      <w:r>
-        <w:rPr>
-          <w:rFonts w:ascii="Times New Roman" w:eastAsia="黑体" w:hAnsi="Times New Roman" w:cs="Times New Roman"/>
-          <w:sz w:val="24"/>
-        </w:rPr>
-        <w:t>`</w:t>
-      </w:r>
-      <w:r>
-        <w:rPr>
-          <w:rFonts w:ascii="Times New Roman" w:eastAsia="黑体" w:hAnsi="Times New Roman" w:cs="Times New Roman"/>
-          <w:sz w:val="24"/>
-        </w:rPr>
-        <w:t>时钟中断</w:t>
-      </w:r>
-    </w:p>
-    <w:p>
-      <w:pPr>
-        <w:pStyle w:val="a3"/>
-        <w:spacing w:line="360" w:lineRule="auto"/>
-        <w:ind w:left="480" w:firstLine="480"/>
-        <w:rPr>
-          <w:rFonts w:ascii="Times New Roman" w:eastAsia="黑体" w:hAnsi="Times New Roman" w:cs="Times New Roman"/>
-          <w:sz w:val="24"/>
-        </w:rPr>
-      </w:pPr>
-      <w:r>
-        <w:rPr>
-          <w:rFonts w:ascii="Times New Roman" w:eastAsia="黑体" w:hAnsi="Times New Roman" w:cs="Times New Roman"/>
-          <w:sz w:val="24"/>
-        </w:rPr>
-        <w:t xml:space="preserve">   - </w:t>
-      </w:r>
-      <w:r>
-        <w:rPr>
-          <w:rFonts w:ascii="Times New Roman" w:eastAsia="黑体" w:hAnsi="Times New Roman" w:cs="Times New Roman"/>
-          <w:sz w:val="24"/>
-        </w:rPr>
-        <w:t>调用</w:t>
-      </w:r>
-      <w:r>
-        <w:rPr>
-          <w:rFonts w:ascii="Times New Roman" w:eastAsia="黑体" w:hAnsi="Times New Roman" w:cs="Times New Roman"/>
-          <w:sz w:val="24"/>
-        </w:rPr>
-        <w:t>`</w:t>
-      </w:r>
-      <w:proofErr w:type="spellStart"/>
-      <w:r>
-        <w:rPr>
-          <w:rFonts w:ascii="Times New Roman" w:eastAsia="黑体" w:hAnsi="Times New Roman" w:cs="Times New Roman"/>
-          <w:sz w:val="24"/>
-        </w:rPr>
-        <w:t>set_next_trigger</w:t>
-      </w:r>
-      <w:proofErr w:type="spellEnd"/>
-      <w:r>
-        <w:rPr>
-          <w:rFonts w:ascii="Times New Roman" w:eastAsia="黑体" w:hAnsi="Times New Roman" w:cs="Times New Roman"/>
-          <w:sz w:val="24"/>
-        </w:rPr>
-        <w:t>()`</w:t>
-      </w:r>
-      <w:r>
-        <w:rPr>
-          <w:rFonts w:ascii="Times New Roman" w:eastAsia="黑体" w:hAnsi="Times New Roman" w:cs="Times New Roman"/>
-          <w:sz w:val="24"/>
-        </w:rPr>
-        <w:t>设置下一次中断</w:t>
-      </w:r>
-    </w:p>
-    <w:p>
-      <w:pPr>
-        <w:pStyle w:val="a3"/>
-        <w:spacing w:line="360" w:lineRule="auto"/>
-        <w:ind w:left="480" w:firstLine="480"/>
-        <w:rPr>
-          <w:rFonts w:ascii="Times New Roman" w:eastAsia="黑体" w:hAnsi="Times New Roman" w:cs="Times New Roman"/>
-          <w:sz w:val="24"/>
-        </w:rPr>
-      </w:pPr>
-      <w:r>
-        <w:rPr>
-          <w:rFonts w:ascii="Times New Roman" w:eastAsia="黑体" w:hAnsi="Times New Roman" w:cs="Times New Roman"/>
-          <w:sz w:val="24"/>
-        </w:rPr>
-        <w:t xml:space="preserve">   - </w:t>
-      </w:r>
-      <w:r>
-        <w:rPr>
-          <w:rFonts w:ascii="Times New Roman" w:eastAsia="黑体" w:hAnsi="Times New Roman" w:cs="Times New Roman"/>
-          <w:sz w:val="24"/>
-        </w:rPr>
-        <w:t>调用</w:t>
-      </w:r>
-      <w:r>
-        <w:rPr>
-          <w:rFonts w:ascii="Times New Roman" w:eastAsia="黑体" w:hAnsi="Times New Roman" w:cs="Times New Roman"/>
-          <w:sz w:val="24"/>
-        </w:rPr>
-        <w:t>`</w:t>
-      </w:r>
-      <w:proofErr w:type="spellStart"/>
-      <w:r>
-        <w:rPr>
-          <w:rFonts w:ascii="Times New Roman" w:eastAsia="黑体" w:hAnsi="Times New Roman" w:cs="Times New Roman"/>
-          <w:sz w:val="24"/>
-        </w:rPr>
-        <w:t>suspend_current_and_run_next</w:t>
-      </w:r>
-      <w:proofErr w:type="spellEnd"/>
-      <w:r>
-        <w:rPr>
-          <w:rFonts w:ascii="Times New Roman" w:eastAsia="黑体" w:hAnsi="Times New Roman" w:cs="Times New Roman"/>
-          <w:sz w:val="24"/>
-        </w:rPr>
-        <w:t>()`</w:t>
-      </w:r>
-      <w:r>
-        <w:rPr>
-          <w:rFonts w:ascii="Times New Roman" w:eastAsia="黑体" w:hAnsi="Times New Roman" w:cs="Times New Roman"/>
-          <w:sz w:val="24"/>
-        </w:rPr>
-        <w:t>切换任务</w:t>
+        <w:t>编译操作系统内核与用户程序。</w:t>
+      </w:r>
+    </w:p>
+    <w:p>
+      <w:pPr>
+        <w:pStyle w:val="a3"/>
+        <w:spacing w:line="360" w:lineRule="auto"/>
+        <w:ind w:left="480" w:firstLine="480"/>
+        <w:rPr>
+          <w:rFonts w:ascii="Times New Roman" w:eastAsia="黑体" w:hAnsi="Times New Roman" w:cs="Times New Roman" w:hint="eastAsia"/>
+          <w:sz w:val="24"/>
+        </w:rPr>
+      </w:pPr>
+      <w:r>
+        <w:rPr>
+          <w:rFonts w:ascii="Times New Roman" w:eastAsia="黑体" w:hAnsi="Times New Roman" w:cs="Times New Roman"/>
+          <w:sz w:val="24"/>
+        </w:rPr>
+        <w:drawing>
+          <wp:inline distT="0" distB="0" distL="0" distR="0" wp14:anchorId="58C036CC" wp14:editId="1DC5136C">
+            <wp:extent cx="5727700" cy="2381250"/>
+            <wp:effectExtent l="0" t="0" r="6350" b="0"/>
+            <wp:docPr id="467635437" name="图片 1"/>
+            <wp:cNvGraphicFramePr>
+              <a:graphicFrameLocks xmlns:a="http://schemas.openxmlformats.org/drawingml/2006/main" noChangeAspect="1"/>
+            </wp:cNvGraphicFramePr>
+            <a:graphic xmlns:a="http://schemas.openxmlformats.org/drawingml/2006/main">
+              <a:graphicData uri="http://schemas.openxmlformats.org/drawingml/2006/picture">
+                <pic:pic xmlns:pic="http://schemas.openxmlformats.org/drawingml/2006/picture">
+                  <pic:nvPicPr>
+                    <pic:cNvPr id="467635437" name=""/>
+                    <pic:cNvPicPr/>
+                  </pic:nvPicPr>
+                  <pic:blipFill>
+                    <a:blip r:embed="rId12"/>
+                    <a:stretch>
+                      <a:fillRect/>
+                    </a:stretch>
+                  </pic:blipFill>
+                  <pic:spPr>
+                    <a:xfrm>
+                      <a:off x="0" y="0"/>
+                      <a:ext cx="5727700" cy="2381250"/>
+                    </a:xfrm>
+                    <a:prstGeom prst="rect">
+                      <a:avLst/>
+                    </a:prstGeom>
+                  </pic:spPr>
+                </pic:pic>
+              </a:graphicData>
+            </a:graphic>
+          </wp:inline>
+        </w:drawing>
       </w:r>
     </w:p>
     <w:p>
@@ -1441,106 +1556,6 @@
           <w:rFonts w:ascii="Times New Roman" w:eastAsia="黑体" w:hAnsi="Times New Roman" w:cs="Times New Roman"/>
           <w:sz w:val="24"/>
         </w:rPr>
-        <w:t>在</w:t>
-      </w:r>
-      <w:r>
-        <w:rPr>
-          <w:rFonts w:ascii="Times New Roman" w:eastAsia="黑体" w:hAnsi="Times New Roman" w:cs="Times New Roman"/>
-          <w:sz w:val="24"/>
-        </w:rPr>
-        <w:t>`main.rs`</w:t>
-      </w:r>
-      <w:r>
-        <w:rPr>
-          <w:rFonts w:ascii="Times New Roman" w:eastAsia="黑体" w:hAnsi="Times New Roman" w:cs="Times New Roman"/>
-          <w:sz w:val="24"/>
-        </w:rPr>
-        <w:t>初始化时启用定时器中断并设置首次触发。</w:t>
-      </w:r>
-    </w:p>
-    <w:p>
-      <w:pPr>
-        <w:pStyle w:val="a3"/>
-        <w:spacing w:line="360" w:lineRule="auto"/>
-        <w:ind w:left="480" w:firstLine="480"/>
-        <w:rPr>
-          <w:rFonts w:ascii="Times New Roman" w:eastAsia="黑体" w:hAnsi="Times New Roman" w:cs="Times New Roman"/>
-          <w:sz w:val="24"/>
-        </w:rPr>
-      </w:pPr>
-    </w:p>
-    <w:p>
-      <w:pPr>
-        <w:pStyle w:val="a3"/>
-        <w:spacing w:line="360" w:lineRule="auto"/>
-        <w:ind w:left="480" w:firstLine="480"/>
-        <w:rPr>
-          <w:rFonts w:ascii="Times New Roman" w:eastAsia="黑体" w:hAnsi="Times New Roman" w:cs="Times New Roman"/>
-          <w:sz w:val="24"/>
-        </w:rPr>
-      </w:pPr>
-      <w:r>
-        <w:rPr>
-          <w:rFonts w:ascii="Times New Roman" w:eastAsia="黑体" w:hAnsi="Times New Roman" w:cs="Times New Roman"/>
-          <w:sz w:val="24"/>
-        </w:rPr>
-        <w:t xml:space="preserve">4. </w:t>
-      </w:r>
-      <w:r>
-        <w:rPr>
-          <w:rFonts w:ascii="Times New Roman" w:eastAsia="黑体" w:hAnsi="Times New Roman" w:cs="Times New Roman"/>
-          <w:sz w:val="24"/>
-        </w:rPr>
-        <w:t>编译与运行测试</w:t>
-      </w:r>
-    </w:p>
-    <w:p>
-      <w:pPr>
-        <w:pStyle w:val="a3"/>
-        <w:spacing w:line="360" w:lineRule="auto"/>
-        <w:ind w:left="480" w:firstLine="480"/>
-        <w:rPr>
-          <w:rFonts w:ascii="Times New Roman" w:eastAsia="黑体" w:hAnsi="Times New Roman" w:cs="Times New Roman"/>
-          <w:sz w:val="24"/>
-        </w:rPr>
-      </w:pPr>
-      <w:r>
-        <w:rPr>
-          <w:rFonts w:ascii="Times New Roman" w:eastAsia="黑体" w:hAnsi="Times New Roman" w:cs="Times New Roman"/>
-          <w:sz w:val="24"/>
-        </w:rPr>
-        <w:t xml:space="preserve">1. </w:t>
-      </w:r>
-      <w:r>
-        <w:rPr>
-          <w:rFonts w:ascii="Times New Roman" w:eastAsia="黑体" w:hAnsi="Times New Roman" w:cs="Times New Roman"/>
-          <w:sz w:val="24"/>
-        </w:rPr>
-        <w:t>编译操作系统内核与用户程序。</w:t>
-      </w:r>
-    </w:p>
-    <w:p>
-      <w:pPr>
-        <w:pStyle w:val="a3"/>
-        <w:spacing w:line="360" w:lineRule="auto"/>
-        <w:ind w:left="480" w:firstLine="480"/>
-        <w:rPr>
-          <w:rFonts w:ascii="Times New Roman" w:eastAsia="黑体" w:hAnsi="Times New Roman" w:cs="Times New Roman"/>
-          <w:sz w:val="24"/>
-        </w:rPr>
-      </w:pPr>
-      <w:r>
-        <w:rPr>
-          <w:rFonts w:ascii="Times New Roman" w:eastAsia="黑体" w:hAnsi="Times New Roman" w:cs="Times New Roman"/>
-          <w:sz w:val="24"/>
-        </w:rPr>
-        <w:t xml:space="preserve">2. </w:t>
-      </w:r>
-      <w:r>
-        <w:rPr>
-          <w:rFonts w:ascii="Times New Roman" w:eastAsia="黑体" w:hAnsi="Times New Roman" w:cs="Times New Roman"/>
-          <w:sz w:val="24"/>
-        </w:rPr>
         <w:t>使用</w:t>
       </w:r>
       <w:r>
@@ -1581,6 +1596,47 @@
           <w:sz w:val="24"/>
         </w:rPr>
         <w:t>观察多任务交替执行、被时钟中断强制切换，验证分时多任务与抢占式调度。</w:t>
+      </w:r>
+      <w:r>
+        <w:rPr>
+          <w:rFonts w:ascii="Times New Roman" w:eastAsia="黑体" w:hAnsi="Times New Roman" w:cs="Times New Roman"/>
+          <w:sz w:val="24"/>
+        </w:rPr>
+        <w:drawing>
+          <wp:inline distT="0" distB="0" distL="0" distR="0" wp14:anchorId="657D24CB" wp14:editId="4A094A89">
+            <wp:extent cx="5727700" cy="4017645"/>
+            <wp:effectExtent l="0" t="0" r="6350" b="1905"/>
+            <wp:docPr id="919953726" name="图片 1"/>
+            <wp:cNvGraphicFramePr>
+              <a:graphicFrameLocks xmlns:a="http://schemas.openxmlformats.org/drawingml/2006/main" noChangeAspect="1"/>
+            </wp:cNvGraphicFramePr>
+            <a:graphic xmlns:a="http://schemas.openxmlformats.org/drawingml/2006/main">
+              <a:graphicData uri="http://schemas.openxmlformats.org/drawingml/2006/picture">
+                <pic:pic xmlns:pic="http://schemas.openxmlformats.org/drawingml/2006/picture">
+                  <pic:nvPicPr>
+                    <pic:cNvPr id="919953726" name=""/>
+                    <pic:cNvPicPr/>
+                  </pic:nvPicPr>
+                  <pic:blipFill>
+                    <a:blip r:embed="rId13"/>
+                    <a:stretch>
+                      <a:fillRect/>
+                    </a:stretch>
+                  </pic:blipFill>
+                  <pic:spPr>
+                    <a:xfrm>
+                      <a:off x="0" y="0"/>
+                      <a:ext cx="5727700" cy="4017645"/>
+                    </a:xfrm>
+                    <a:prstGeom prst="rect">
+                      <a:avLst/>
+                    </a:prstGeom>
+                  </pic:spPr>
+                </pic:pic>
+              </a:graphicData>
+            </a:graphic>
+          </wp:inline>
+        </w:drawing>
       </w:r>
     </w:p>
     <w:p>
@@ -1953,23 +2009,7 @@
           <w:rFonts w:ascii="Times New Roman" w:eastAsia="黑体" w:hAnsi="Times New Roman" w:cs="Times New Roman"/>
           <w:sz w:val="24"/>
         </w:rPr>
-        <w:t>`</w:t>
-      </w:r>
-      <w:proofErr w:type="spellStart"/>
-      <w:r>
-        <w:rPr>
-          <w:rFonts w:ascii="Times New Roman" w:eastAsia="黑体" w:hAnsi="Times New Roman" w:cs="Times New Roman"/>
-          <w:sz w:val="24"/>
-        </w:rPr>
-        <w:t>mtime</w:t>
-      </w:r>
-      <w:proofErr w:type="spellEnd"/>
-      <w:r>
-        <w:rPr>
-          <w:rFonts w:ascii="Times New Roman" w:eastAsia="黑体" w:hAnsi="Times New Roman" w:cs="Times New Roman"/>
-          <w:sz w:val="24"/>
-        </w:rPr>
-        <w:t>`</w:t>
+        <w:t>`mtime`</w:t>
       </w:r>
       <w:r>
         <w:rPr>
@@ -1983,23 +2023,7 @@
           <w:rFonts w:ascii="Times New Roman" w:eastAsia="黑体" w:hAnsi="Times New Roman" w:cs="Times New Roman"/>
           <w:sz w:val="24"/>
         </w:rPr>
-        <w:t>`</w:t>
-      </w:r>
-      <w:proofErr w:type="spellStart"/>
-      <w:r>
-        <w:rPr>
-          <w:rFonts w:ascii="Times New Roman" w:eastAsia="黑体" w:hAnsi="Times New Roman" w:cs="Times New Roman"/>
-          <w:sz w:val="24"/>
-        </w:rPr>
-        <w:t>mtimecmp</w:t>
-      </w:r>
-      <w:proofErr w:type="spellEnd"/>
-      <w:r>
-        <w:rPr>
-          <w:rFonts w:ascii="Times New Roman" w:eastAsia="黑体" w:hAnsi="Times New Roman" w:cs="Times New Roman"/>
-          <w:sz w:val="24"/>
-        </w:rPr>
-        <w:t>`</w:t>
+        <w:t>`mtimecmp`</w:t>
       </w:r>
       <w:r>
         <w:rPr>
@@ -2024,6 +2048,7 @@
           <w:rFonts w:ascii="Times New Roman" w:eastAsia="黑体" w:hAnsi="Times New Roman" w:cs="Times New Roman"/>
           <w:sz w:val="24"/>
         </w:rPr>
+        <w:lastRenderedPageBreak/>
         <w:t xml:space="preserve">2. </w:t>
       </w:r>
       <w:r>
@@ -2038,23 +2063,7 @@
           <w:rFonts w:ascii="Times New Roman" w:eastAsia="黑体" w:hAnsi="Times New Roman" w:cs="Times New Roman"/>
           <w:sz w:val="24"/>
         </w:rPr>
-        <w:t>`</w:t>
-      </w:r>
-      <w:proofErr w:type="spellStart"/>
-      <w:r>
-        <w:rPr>
-          <w:rFonts w:ascii="Times New Roman" w:eastAsia="黑体" w:hAnsi="Times New Roman" w:cs="Times New Roman"/>
-          <w:sz w:val="24"/>
-        </w:rPr>
-        <w:t>enable_timer_interrupt</w:t>
-      </w:r>
-      <w:proofErr w:type="spellEnd"/>
-      <w:r>
-        <w:rPr>
-          <w:rFonts w:ascii="Times New Roman" w:eastAsia="黑体" w:hAnsi="Times New Roman" w:cs="Times New Roman"/>
-          <w:sz w:val="24"/>
-        </w:rPr>
-        <w:t>()`</w:t>
+        <w:t>`enable_timer_interrupt()`</w:t>
       </w:r>
       <w:r>
         <w:rPr>
@@ -2093,23 +2102,7 @@
           <w:rFonts w:ascii="Times New Roman" w:eastAsia="黑体" w:hAnsi="Times New Roman" w:cs="Times New Roman"/>
           <w:sz w:val="24"/>
         </w:rPr>
-        <w:t>`</w:t>
-      </w:r>
-      <w:proofErr w:type="spellStart"/>
-      <w:r>
-        <w:rPr>
-          <w:rFonts w:ascii="Times New Roman" w:eastAsia="黑体" w:hAnsi="Times New Roman" w:cs="Times New Roman"/>
-          <w:sz w:val="24"/>
-        </w:rPr>
-        <w:t>trap_handler</w:t>
-      </w:r>
-      <w:proofErr w:type="spellEnd"/>
-      <w:r>
-        <w:rPr>
-          <w:rFonts w:ascii="Times New Roman" w:eastAsia="黑体" w:hAnsi="Times New Roman" w:cs="Times New Roman"/>
-          <w:sz w:val="24"/>
-        </w:rPr>
-        <w:t>`</w:t>
+        <w:t>`trap_handler`</w:t>
       </w:r>
       <w:r>
         <w:rPr>
@@ -2123,23 +2116,7 @@
           <w:rFonts w:ascii="Times New Roman" w:eastAsia="黑体" w:hAnsi="Times New Roman" w:cs="Times New Roman"/>
           <w:sz w:val="24"/>
         </w:rPr>
-        <w:t>`</w:t>
-      </w:r>
-      <w:proofErr w:type="spellStart"/>
-      <w:r>
-        <w:rPr>
-          <w:rFonts w:ascii="Times New Roman" w:eastAsia="黑体" w:hAnsi="Times New Roman" w:cs="Times New Roman"/>
-          <w:sz w:val="24"/>
-        </w:rPr>
-        <w:t>SupervisorTimer</w:t>
-      </w:r>
-      <w:proofErr w:type="spellEnd"/>
-      <w:r>
-        <w:rPr>
-          <w:rFonts w:ascii="Times New Roman" w:eastAsia="黑体" w:hAnsi="Times New Roman" w:cs="Times New Roman"/>
-          <w:sz w:val="24"/>
-        </w:rPr>
-        <w:t>`</w:t>
+        <w:t>`SupervisorTimer`</w:t>
       </w:r>
       <w:r>
         <w:rPr>
@@ -2178,23 +2155,7 @@
           <w:rFonts w:ascii="Times New Roman" w:eastAsia="黑体" w:hAnsi="Times New Roman" w:cs="Times New Roman"/>
           <w:sz w:val="24"/>
         </w:rPr>
-        <w:t>`</w:t>
-      </w:r>
-      <w:proofErr w:type="spellStart"/>
-      <w:r>
-        <w:rPr>
-          <w:rFonts w:ascii="Times New Roman" w:eastAsia="黑体" w:hAnsi="Times New Roman" w:cs="Times New Roman"/>
-          <w:sz w:val="24"/>
-        </w:rPr>
-        <w:t>suspend_current_and_run_next</w:t>
-      </w:r>
-      <w:proofErr w:type="spellEnd"/>
-      <w:r>
-        <w:rPr>
-          <w:rFonts w:ascii="Times New Roman" w:eastAsia="黑体" w:hAnsi="Times New Roman" w:cs="Times New Roman"/>
-          <w:sz w:val="24"/>
-        </w:rPr>
-        <w:t>()`</w:t>
+        <w:t>`suspend_current_and_run_next()`</w:t>
       </w:r>
       <w:r>
         <w:rPr>
@@ -2233,23 +2194,7 @@
           <w:rFonts w:ascii="Times New Roman" w:eastAsia="黑体" w:hAnsi="Times New Roman" w:cs="Times New Roman"/>
           <w:sz w:val="24"/>
         </w:rPr>
-        <w:t>`</w:t>
-      </w:r>
-      <w:proofErr w:type="spellStart"/>
-      <w:r>
-        <w:rPr>
-          <w:rFonts w:ascii="Times New Roman" w:eastAsia="黑体" w:hAnsi="Times New Roman" w:cs="Times New Roman"/>
-          <w:sz w:val="24"/>
-        </w:rPr>
-        <w:t>set_next_trigger</w:t>
-      </w:r>
-      <w:proofErr w:type="spellEnd"/>
-      <w:r>
-        <w:rPr>
-          <w:rFonts w:ascii="Times New Roman" w:eastAsia="黑体" w:hAnsi="Times New Roman" w:cs="Times New Roman"/>
-          <w:sz w:val="24"/>
-        </w:rPr>
-        <w:t>()`</w:t>
+        <w:t>`set_next_trigger()`</w:t>
       </w:r>
       <w:r>
         <w:rPr>
@@ -2363,23 +2308,7 @@
           <w:rFonts w:ascii="Times New Roman" w:eastAsia="黑体" w:hAnsi="Times New Roman" w:cs="Times New Roman"/>
           <w:sz w:val="24"/>
         </w:rPr>
-        <w:t>；</w:t>
-      </w:r>
-      <w:proofErr w:type="gramStart"/>
-      <w:r>
-        <w:rPr>
-          <w:rFonts w:ascii="Times New Roman" w:eastAsia="黑体" w:hAnsi="Times New Roman" w:cs="Times New Roman"/>
-          <w:sz w:val="24"/>
-        </w:rPr>
-        <w:t>若任务死</w:t>
-      </w:r>
-      <w:proofErr w:type="gramEnd"/>
-      <w:r>
-        <w:rPr>
-          <w:rFonts w:ascii="Times New Roman" w:eastAsia="黑体" w:hAnsi="Times New Roman" w:cs="Times New Roman"/>
-          <w:sz w:val="24"/>
-        </w:rPr>
-        <w:t>循环，会长期独占</w:t>
+        <w:t>；若任务死循环，会长期独占</w:t>
       </w:r>
       <w:r>
         <w:rPr>
@@ -2411,7 +2340,6 @@
           <w:rFonts w:ascii="Times New Roman" w:eastAsia="黑体" w:hAnsi="Times New Roman" w:cs="Times New Roman"/>
           <w:sz w:val="24"/>
         </w:rPr>
-        <w:lastRenderedPageBreak/>
         <w:t xml:space="preserve">- </w:t>
       </w:r>
       <w:r>
@@ -2419,32 +2347,16 @@
           <w:rFonts w:ascii="Times New Roman" w:eastAsia="黑体" w:hAnsi="Times New Roman" w:cs="Times New Roman"/>
           <w:sz w:val="24"/>
         </w:rPr>
-        <w:t>抢占式调度：由时钟中断强制切换，内核统一分配时间片；实时性高、响应快，不会被单</w:t>
-      </w:r>
-      <w:proofErr w:type="gramStart"/>
-      <w:r>
-        <w:rPr>
-          <w:rFonts w:ascii="Times New Roman" w:eastAsia="黑体" w:hAnsi="Times New Roman" w:cs="Times New Roman"/>
-          <w:sz w:val="24"/>
-        </w:rPr>
-        <w:t>个</w:t>
-      </w:r>
-      <w:proofErr w:type="gramEnd"/>
-      <w:r>
-        <w:rPr>
-          <w:rFonts w:ascii="Times New Roman" w:eastAsia="黑体" w:hAnsi="Times New Roman" w:cs="Times New Roman"/>
-          <w:sz w:val="24"/>
-        </w:rPr>
-        <w:t>任务阻塞。</w:t>
-      </w:r>
-    </w:p>
-    <w:p>
-      <w:pPr>
-        <w:pStyle w:val="a3"/>
-        <w:spacing w:line="360" w:lineRule="auto"/>
-        <w:ind w:left="480" w:firstLine="480"/>
-        <w:rPr>
-          <w:rFonts w:ascii="Times New Roman" w:eastAsia="黑体" w:hAnsi="Times New Roman" w:cs="Times New Roman" w:hint="eastAsia"/>
+        <w:t>抢占式调度：由时钟中断强制切换，内核统一分配时间片；实时性高、响应快，不会被单个任务阻塞。</w:t>
+      </w:r>
+    </w:p>
+    <w:p>
+      <w:pPr>
+        <w:pStyle w:val="a3"/>
+        <w:spacing w:line="360" w:lineRule="auto"/>
+        <w:ind w:left="480" w:firstLine="480"/>
+        <w:rPr>
+          <w:rFonts w:ascii="Times New Roman" w:eastAsia="黑体" w:hAnsi="Times New Roman" w:cs="Times New Roman"/>
           <w:sz w:val="24"/>
         </w:rPr>
       </w:pPr>
@@ -2526,6 +2438,47 @@
           <w:sz w:val="24"/>
         </w:rPr>
       </w:pPr>
+      <w:r>
+        <w:rPr>
+          <w:rFonts w:ascii="Times New Roman" w:eastAsia="黑体" w:hAnsi="Times New Roman" w:cs="Times New Roman"/>
+          <w:sz w:val="24"/>
+        </w:rPr>
+        <w:drawing>
+          <wp:inline distT="0" distB="0" distL="0" distR="0" wp14:anchorId="2D1BB621" wp14:editId="162CF137">
+            <wp:extent cx="5727700" cy="1623060"/>
+            <wp:effectExtent l="0" t="0" r="6350" b="0"/>
+            <wp:docPr id="239022053" name="图片 1"/>
+            <wp:cNvGraphicFramePr>
+              <a:graphicFrameLocks xmlns:a="http://schemas.openxmlformats.org/drawingml/2006/main" noChangeAspect="1"/>
+            </wp:cNvGraphicFramePr>
+            <a:graphic xmlns:a="http://schemas.openxmlformats.org/drawingml/2006/main">
+              <a:graphicData uri="http://schemas.openxmlformats.org/drawingml/2006/picture">
+                <pic:pic xmlns:pic="http://schemas.openxmlformats.org/drawingml/2006/picture">
+                  <pic:nvPicPr>
+                    <pic:cNvPr id="239022053" name=""/>
+                    <pic:cNvPicPr/>
+                  </pic:nvPicPr>
+                  <pic:blipFill>
+                    <a:blip r:embed="rId14"/>
+                    <a:stretch>
+                      <a:fillRect/>
+                    </a:stretch>
+                  </pic:blipFill>
+                  <pic:spPr>
+                    <a:xfrm>
+                      <a:off x="0" y="0"/>
+                      <a:ext cx="5727700" cy="1623060"/>
+                    </a:xfrm>
+                    <a:prstGeom prst="rect">
+                      <a:avLst/>
+                    </a:prstGeom>
+                  </pic:spPr>
+                </pic:pic>
+              </a:graphicData>
+            </a:graphic>
+          </wp:inline>
+        </w:drawing>
+      </w:r>
     </w:p>
     <w:sectPr>
       <w:pgSz w:w="11900" w:h="16840"/>
@@ -3221,6 +3174,7 @@
   <w:style w:type="character" w:default="1" w:styleId="a0">
     <w:name w:val="Default Paragraph Font"/>
     <w:uiPriority w:val="1"/>
+    <w:semiHidden/>
     <w:unhideWhenUsed/>
   </w:style>
   <w:style w:type="table" w:default="1" w:styleId="a1">
